--- a/data/03_investment_memo/investment_memo_35.docx
+++ b/data/03_investment_memo/investment_memo_35.docx
@@ -21,18 +21,824 @@
     <w:p>
       <w:r>
         <w:br/>
-        <w:t>从产业链角度看，半导体 行业主要由上游设备厂商、</w:t>
+        <w:t>华辰资本旗下的 HC Energy Transition Fund 在最近的资产配置会议中</w:t>
         <w:br/>
-        <w:t>中游平台企业以及下游应用厂商组成。</w:t>
+        <w:t>讨论了 新能源 行业的投资机会，并对 创汇传媒有限公司</w:t>
         <w:br/>
-        <w:t>鸿睿思博信息有限公司 主要位于产业链的 下游 环节。</w:t>
+        <w:t>进行了重点评估。</w:t>
         <w:br/>
       </w:r>
     </w:p>
     <w:p>
       <w:r>
         <w:br/>
-        <w:t>根据内部财务模型测算，东方峻景传媒有限公司 在未来三年</w:t>
+        <w:t>风险管理部认为，云计算 行业仍然面临若干</w:t>
+        <w:br/>
+        <w:t>不确定性因素，包括技术迭代风险、政策变化、</w:t>
+        <w:br/>
+        <w:t>以及市场竞争加剧等问题。</w:t>
+        <w:br/>
+      </w:r>
+    </w:p>
+    <w:p>
+      <w:r>
+        <w:br/>
+        <w:t>从产业链角度看，云计算 行业主要由上游设备厂商、</w:t>
+        <w:br/>
+        <w:t>中游平台企业以及下游应用厂商组成。</w:t>
+        <w:br/>
+        <w:t>泰麒麟网络有限公司 主要位于产业链的 上游 环节。</w:t>
+        <w:br/>
+      </w:r>
+    </w:p>
+    <w:p>
+      <w:r>
+        <w:br/>
+        <w:t>从产业链角度看，新能源 行业主要由上游设备厂商、</w:t>
+        <w:br/>
+        <w:t>中游平台企业以及下游应用厂商组成。</w:t>
+        <w:br/>
+        <w:t>恩悌网络有限公司 主要位于产业链的 下游 环节。</w:t>
+        <w:br/>
+      </w:r>
+    </w:p>
+    <w:p>
+      <w:r>
+        <w:br/>
+        <w:t>从产业链角度看，人工智能 行业主要由上游设备厂商、</w:t>
+        <w:br/>
+        <w:t>中游平台企业以及下游应用厂商组成。</w:t>
+        <w:br/>
+        <w:t>通际名联科技有限公司 主要位于产业链的 上游 环节。</w:t>
+        <w:br/>
+      </w:r>
+    </w:p>
+    <w:p>
+      <w:r>
+        <w:br/>
+        <w:t>从产业链角度看，云计算 行业主要由上游设备厂商、</w:t>
+        <w:br/>
+        <w:t>中游平台企业以及下游应用厂商组成。</w:t>
+        <w:br/>
+        <w:t>艾提科信科技有限公司 主要位于产业链的 中游 环节。</w:t>
+        <w:br/>
+      </w:r>
+    </w:p>
+    <w:p>
+      <w:r>
+        <w:br/>
+        <w:t>根据内部财务模型测算，富罳网络有限公司 在未来三年</w:t>
+        <w:br/>
+        <w:t>收入复合增长率预计可达到 31% 左右。</w:t>
+        <w:br/>
+        <w:t>该预测基于行业需求增长以及公司产能扩张计划。</w:t>
+        <w:br/>
+      </w:r>
+    </w:p>
+    <w:p>
+      <w:r>
+        <w:br/>
+        <w:t>华泰通安网络有限公司 是中国 半导体 行业的重要企业之一。</w:t>
+        <w:br/>
+        <w:t>根据华辰资本 投资委员会 的研究，该公司成立于 2007 年，</w:t>
+        <w:br/>
+        <w:t>目前员工规模约 3086 人。公司近年来持续加大研发投入，</w:t>
+        <w:br/>
+        <w:t>在核心技术方面形成了较强的竞争壁垒。</w:t>
+        <w:br/>
+      </w:r>
+    </w:p>
+    <w:tbl>
+      <w:tblPr>
+        <w:tblW w:type="auto" w:w="0"/>
+        <w:tblLook w:firstColumn="1" w:firstRow="1" w:lastColumn="0" w:lastRow="0" w:noHBand="0" w:noVBand="1" w:val="04A0"/>
+      </w:tblPr>
+      <w:tblGrid>
+        <w:gridCol w:w="2160"/>
+        <w:gridCol w:w="2160"/>
+        <w:gridCol w:w="2160"/>
+        <w:gridCol w:w="2160"/>
+      </w:tblGrid>
+      <w:tr>
+        <w:tc>
+          <w:tcPr>
+            <w:tcW w:type="dxa" w:w="2160"/>
+          </w:tcPr>
+          <w:p>
+            <w:r>
+              <w:t>公司</w:t>
+            </w:r>
+          </w:p>
+        </w:tc>
+        <w:tc>
+          <w:tcPr>
+            <w:tcW w:type="dxa" w:w="2160"/>
+          </w:tcPr>
+          <w:p>
+            <w:r>
+              <w:t>行业</w:t>
+            </w:r>
+          </w:p>
+        </w:tc>
+        <w:tc>
+          <w:tcPr>
+            <w:tcW w:type="dxa" w:w="2160"/>
+          </w:tcPr>
+          <w:p>
+            <w:r>
+              <w:t>市值</w:t>
+            </w:r>
+          </w:p>
+        </w:tc>
+        <w:tc>
+          <w:tcPr>
+            <w:tcW w:type="dxa" w:w="2160"/>
+          </w:tcPr>
+          <w:p>
+            <w:r>
+              <w:t>增长率</w:t>
+            </w:r>
+          </w:p>
+        </w:tc>
+      </w:tr>
+      <w:tr>
+        <w:tc>
+          <w:tcPr>
+            <w:tcW w:type="dxa" w:w="2160"/>
+          </w:tcPr>
+          <w:p>
+            <w:r>
+              <w:t>泰麒麟网络有限公司</w:t>
+            </w:r>
+          </w:p>
+        </w:tc>
+        <w:tc>
+          <w:tcPr>
+            <w:tcW w:type="dxa" w:w="2160"/>
+          </w:tcPr>
+          <w:p>
+            <w:r>
+              <w:t>云计算</w:t>
+            </w:r>
+          </w:p>
+        </w:tc>
+        <w:tc>
+          <w:tcPr>
+            <w:tcW w:type="dxa" w:w="2160"/>
+          </w:tcPr>
+          <w:p>
+            <w:r>
+              <w:t>372亿</w:t>
+            </w:r>
+          </w:p>
+        </w:tc>
+        <w:tc>
+          <w:tcPr>
+            <w:tcW w:type="dxa" w:w="2160"/>
+          </w:tcPr>
+          <w:p>
+            <w:r>
+              <w:t>15%</w:t>
+            </w:r>
+          </w:p>
+        </w:tc>
+      </w:tr>
+      <w:tr>
+        <w:tc>
+          <w:tcPr>
+            <w:tcW w:type="dxa" w:w="2160"/>
+          </w:tcPr>
+          <w:p>
+            <w:r>
+              <w:t>通际名联网络有限公司</w:t>
+            </w:r>
+          </w:p>
+        </w:tc>
+        <w:tc>
+          <w:tcPr>
+            <w:tcW w:type="dxa" w:w="2160"/>
+          </w:tcPr>
+          <w:p>
+            <w:r>
+              <w:t>机器人</w:t>
+            </w:r>
+          </w:p>
+        </w:tc>
+        <w:tc>
+          <w:tcPr>
+            <w:tcW w:type="dxa" w:w="2160"/>
+          </w:tcPr>
+          <w:p>
+            <w:r>
+              <w:t>412亿</w:t>
+            </w:r>
+          </w:p>
+        </w:tc>
+        <w:tc>
+          <w:tcPr>
+            <w:tcW w:type="dxa" w:w="2160"/>
+          </w:tcPr>
+          <w:p>
+            <w:r>
+              <w:t>24%</w:t>
+            </w:r>
+          </w:p>
+        </w:tc>
+      </w:tr>
+      <w:tr>
+        <w:tc>
+          <w:tcPr>
+            <w:tcW w:type="dxa" w:w="2160"/>
+          </w:tcPr>
+          <w:p>
+            <w:r>
+              <w:t>良诺科技有限公司</w:t>
+            </w:r>
+          </w:p>
+        </w:tc>
+        <w:tc>
+          <w:tcPr>
+            <w:tcW w:type="dxa" w:w="2160"/>
+          </w:tcPr>
+          <w:p>
+            <w:r>
+              <w:t>云计算</w:t>
+            </w:r>
+          </w:p>
+        </w:tc>
+        <w:tc>
+          <w:tcPr>
+            <w:tcW w:type="dxa" w:w="2160"/>
+          </w:tcPr>
+          <w:p>
+            <w:r>
+              <w:t>460亿</w:t>
+            </w:r>
+          </w:p>
+        </w:tc>
+        <w:tc>
+          <w:tcPr>
+            <w:tcW w:type="dxa" w:w="2160"/>
+          </w:tcPr>
+          <w:p>
+            <w:r>
+              <w:t>12%</w:t>
+            </w:r>
+          </w:p>
+        </w:tc>
+      </w:tr>
+      <w:tr>
+        <w:tc>
+          <w:tcPr>
+            <w:tcW w:type="dxa" w:w="2160"/>
+          </w:tcPr>
+          <w:p>
+            <w:r>
+              <w:t>方正科技信息有限公司</w:t>
+            </w:r>
+          </w:p>
+        </w:tc>
+        <w:tc>
+          <w:tcPr>
+            <w:tcW w:type="dxa" w:w="2160"/>
+          </w:tcPr>
+          <w:p>
+            <w:r>
+              <w:t>消费科技</w:t>
+            </w:r>
+          </w:p>
+        </w:tc>
+        <w:tc>
+          <w:tcPr>
+            <w:tcW w:type="dxa" w:w="2160"/>
+          </w:tcPr>
+          <w:p>
+            <w:r>
+              <w:t>641亿</w:t>
+            </w:r>
+          </w:p>
+        </w:tc>
+        <w:tc>
+          <w:tcPr>
+            <w:tcW w:type="dxa" w:w="2160"/>
+          </w:tcPr>
+          <w:p>
+            <w:r>
+              <w:t>16%</w:t>
+            </w:r>
+          </w:p>
+        </w:tc>
+      </w:tr>
+      <w:tr>
+        <w:tc>
+          <w:tcPr>
+            <w:tcW w:type="dxa" w:w="2160"/>
+          </w:tcPr>
+          <w:p>
+            <w:r>
+              <w:t>鑫博腾飞信息有限公司</w:t>
+            </w:r>
+          </w:p>
+        </w:tc>
+        <w:tc>
+          <w:tcPr>
+            <w:tcW w:type="dxa" w:w="2160"/>
+          </w:tcPr>
+          <w:p>
+            <w:r>
+              <w:t>消费科技</w:t>
+            </w:r>
+          </w:p>
+        </w:tc>
+        <w:tc>
+          <w:tcPr>
+            <w:tcW w:type="dxa" w:w="2160"/>
+          </w:tcPr>
+          <w:p>
+            <w:r>
+              <w:t>695亿</w:t>
+            </w:r>
+          </w:p>
+        </w:tc>
+        <w:tc>
+          <w:tcPr>
+            <w:tcW w:type="dxa" w:w="2160"/>
+          </w:tcPr>
+          <w:p>
+            <w:r>
+              <w:t>30%</w:t>
+            </w:r>
+          </w:p>
+        </w:tc>
+      </w:tr>
+      <w:tr>
+        <w:tc>
+          <w:tcPr>
+            <w:tcW w:type="dxa" w:w="2160"/>
+          </w:tcPr>
+          <w:p>
+            <w:r>
+              <w:t>新格林耐特网络有限公司</w:t>
+            </w:r>
+          </w:p>
+        </w:tc>
+        <w:tc>
+          <w:tcPr>
+            <w:tcW w:type="dxa" w:w="2160"/>
+          </w:tcPr>
+          <w:p>
+            <w:r>
+              <w:t>人工智能</w:t>
+            </w:r>
+          </w:p>
+        </w:tc>
+        <w:tc>
+          <w:tcPr>
+            <w:tcW w:type="dxa" w:w="2160"/>
+          </w:tcPr>
+          <w:p>
+            <w:r>
+              <w:t>467亿</w:t>
+            </w:r>
+          </w:p>
+        </w:tc>
+        <w:tc>
+          <w:tcPr>
+            <w:tcW w:type="dxa" w:w="2160"/>
+          </w:tcPr>
+          <w:p>
+            <w:r>
+              <w:t>22%</w:t>
+            </w:r>
+          </w:p>
+        </w:tc>
+      </w:tr>
+      <w:tr>
+        <w:tc>
+          <w:tcPr>
+            <w:tcW w:type="dxa" w:w="2160"/>
+          </w:tcPr>
+          <w:p>
+            <w:r>
+              <w:t>良诺科技有限公司</w:t>
+            </w:r>
+          </w:p>
+        </w:tc>
+        <w:tc>
+          <w:tcPr>
+            <w:tcW w:type="dxa" w:w="2160"/>
+          </w:tcPr>
+          <w:p>
+            <w:r>
+              <w:t>云计算</w:t>
+            </w:r>
+          </w:p>
+        </w:tc>
+        <w:tc>
+          <w:tcPr>
+            <w:tcW w:type="dxa" w:w="2160"/>
+          </w:tcPr>
+          <w:p>
+            <w:r>
+              <w:t>709亿</w:t>
+            </w:r>
+          </w:p>
+        </w:tc>
+        <w:tc>
+          <w:tcPr>
+            <w:tcW w:type="dxa" w:w="2160"/>
+          </w:tcPr>
+          <w:p>
+            <w:r>
+              <w:t>22%</w:t>
+            </w:r>
+          </w:p>
+        </w:tc>
+      </w:tr>
+      <w:tr>
+        <w:tc>
+          <w:tcPr>
+            <w:tcW w:type="dxa" w:w="2160"/>
+          </w:tcPr>
+          <w:p>
+            <w:r>
+              <w:t>迪摩信息有限公司</w:t>
+            </w:r>
+          </w:p>
+        </w:tc>
+        <w:tc>
+          <w:tcPr>
+            <w:tcW w:type="dxa" w:w="2160"/>
+          </w:tcPr>
+          <w:p>
+            <w:r>
+              <w:t>医疗科技</w:t>
+            </w:r>
+          </w:p>
+        </w:tc>
+        <w:tc>
+          <w:tcPr>
+            <w:tcW w:type="dxa" w:w="2160"/>
+          </w:tcPr>
+          <w:p>
+            <w:r>
+              <w:t>298亿</w:t>
+            </w:r>
+          </w:p>
+        </w:tc>
+        <w:tc>
+          <w:tcPr>
+            <w:tcW w:type="dxa" w:w="2160"/>
+          </w:tcPr>
+          <w:p>
+            <w:r>
+              <w:t>27%</w:t>
+            </w:r>
+          </w:p>
+        </w:tc>
+      </w:tr>
+      <w:tr>
+        <w:tc>
+          <w:tcPr>
+            <w:tcW w:type="dxa" w:w="2160"/>
+          </w:tcPr>
+          <w:p>
+            <w:r>
+              <w:t>中建创业科技有限公司</w:t>
+            </w:r>
+          </w:p>
+        </w:tc>
+        <w:tc>
+          <w:tcPr>
+            <w:tcW w:type="dxa" w:w="2160"/>
+          </w:tcPr>
+          <w:p>
+            <w:r>
+              <w:t>半导体</w:t>
+            </w:r>
+          </w:p>
+        </w:tc>
+        <w:tc>
+          <w:tcPr>
+            <w:tcW w:type="dxa" w:w="2160"/>
+          </w:tcPr>
+          <w:p>
+            <w:r>
+              <w:t>118亿</w:t>
+            </w:r>
+          </w:p>
+        </w:tc>
+        <w:tc>
+          <w:tcPr>
+            <w:tcW w:type="dxa" w:w="2160"/>
+          </w:tcPr>
+          <w:p>
+            <w:r>
+              <w:t>29%</w:t>
+            </w:r>
+          </w:p>
+        </w:tc>
+      </w:tr>
+      <w:tr>
+        <w:tc>
+          <w:tcPr>
+            <w:tcW w:type="dxa" w:w="2160"/>
+          </w:tcPr>
+          <w:p>
+            <w:r>
+              <w:t>富罳网络有限公司</w:t>
+            </w:r>
+          </w:p>
+        </w:tc>
+        <w:tc>
+          <w:tcPr>
+            <w:tcW w:type="dxa" w:w="2160"/>
+          </w:tcPr>
+          <w:p>
+            <w:r>
+              <w:t>新能源</w:t>
+            </w:r>
+          </w:p>
+        </w:tc>
+        <w:tc>
+          <w:tcPr>
+            <w:tcW w:type="dxa" w:w="2160"/>
+          </w:tcPr>
+          <w:p>
+            <w:r>
+              <w:t>566亿</w:t>
+            </w:r>
+          </w:p>
+        </w:tc>
+        <w:tc>
+          <w:tcPr>
+            <w:tcW w:type="dxa" w:w="2160"/>
+          </w:tcPr>
+          <w:p>
+            <w:r>
+              <w:t>18%</w:t>
+            </w:r>
+          </w:p>
+        </w:tc>
+      </w:tr>
+      <w:tr>
+        <w:tc>
+          <w:tcPr>
+            <w:tcW w:type="dxa" w:w="2160"/>
+          </w:tcPr>
+          <w:p>
+            <w:r>
+              <w:t>创汇传媒有限公司</w:t>
+            </w:r>
+          </w:p>
+        </w:tc>
+        <w:tc>
+          <w:tcPr>
+            <w:tcW w:type="dxa" w:w="2160"/>
+          </w:tcPr>
+          <w:p>
+            <w:r>
+              <w:t>新能源</w:t>
+            </w:r>
+          </w:p>
+        </w:tc>
+        <w:tc>
+          <w:tcPr>
+            <w:tcW w:type="dxa" w:w="2160"/>
+          </w:tcPr>
+          <w:p>
+            <w:r>
+              <w:t>577亿</w:t>
+            </w:r>
+          </w:p>
+        </w:tc>
+        <w:tc>
+          <w:tcPr>
+            <w:tcW w:type="dxa" w:w="2160"/>
+          </w:tcPr>
+          <w:p>
+            <w:r>
+              <w:t>17%</w:t>
+            </w:r>
+          </w:p>
+        </w:tc>
+      </w:tr>
+      <w:tr>
+        <w:tc>
+          <w:tcPr>
+            <w:tcW w:type="dxa" w:w="2160"/>
+          </w:tcPr>
+          <w:p>
+            <w:r>
+              <w:t>图龙信息传媒有限公司</w:t>
+            </w:r>
+          </w:p>
+        </w:tc>
+        <w:tc>
+          <w:tcPr>
+            <w:tcW w:type="dxa" w:w="2160"/>
+          </w:tcPr>
+          <w:p>
+            <w:r>
+              <w:t>机器人</w:t>
+            </w:r>
+          </w:p>
+        </w:tc>
+        <w:tc>
+          <w:tcPr>
+            <w:tcW w:type="dxa" w:w="2160"/>
+          </w:tcPr>
+          <w:p>
+            <w:r>
+              <w:t>695亿</w:t>
+            </w:r>
+          </w:p>
+        </w:tc>
+        <w:tc>
+          <w:tcPr>
+            <w:tcW w:type="dxa" w:w="2160"/>
+          </w:tcPr>
+          <w:p>
+            <w:r>
+              <w:t>28%</w:t>
+            </w:r>
+          </w:p>
+        </w:tc>
+      </w:tr>
+      <w:tr>
+        <w:tc>
+          <w:tcPr>
+            <w:tcW w:type="dxa" w:w="2160"/>
+          </w:tcPr>
+          <w:p>
+            <w:r>
+              <w:t>中建创业科技有限公司</w:t>
+            </w:r>
+          </w:p>
+        </w:tc>
+        <w:tc>
+          <w:tcPr>
+            <w:tcW w:type="dxa" w:w="2160"/>
+          </w:tcPr>
+          <w:p>
+            <w:r>
+              <w:t>半导体</w:t>
+            </w:r>
+          </w:p>
+        </w:tc>
+        <w:tc>
+          <w:tcPr>
+            <w:tcW w:type="dxa" w:w="2160"/>
+          </w:tcPr>
+          <w:p>
+            <w:r>
+              <w:t>296亿</w:t>
+            </w:r>
+          </w:p>
+        </w:tc>
+        <w:tc>
+          <w:tcPr>
+            <w:tcW w:type="dxa" w:w="2160"/>
+          </w:tcPr>
+          <w:p>
+            <w:r>
+              <w:t>11%</w:t>
+            </w:r>
+          </w:p>
+        </w:tc>
+      </w:tr>
+      <w:tr>
+        <w:tc>
+          <w:tcPr>
+            <w:tcW w:type="dxa" w:w="2160"/>
+          </w:tcPr>
+          <w:p>
+            <w:r>
+              <w:t>飞利信科技有限公司</w:t>
+            </w:r>
+          </w:p>
+        </w:tc>
+        <w:tc>
+          <w:tcPr>
+            <w:tcW w:type="dxa" w:w="2160"/>
+          </w:tcPr>
+          <w:p>
+            <w:r>
+              <w:t>人工智能</w:t>
+            </w:r>
+          </w:p>
+        </w:tc>
+        <w:tc>
+          <w:tcPr>
+            <w:tcW w:type="dxa" w:w="2160"/>
+          </w:tcPr>
+          <w:p>
+            <w:r>
+              <w:t>447亿</w:t>
+            </w:r>
+          </w:p>
+        </w:tc>
+        <w:tc>
+          <w:tcPr>
+            <w:tcW w:type="dxa" w:w="2160"/>
+          </w:tcPr>
+          <w:p>
+            <w:r>
+              <w:t>16%</w:t>
+            </w:r>
+          </w:p>
+        </w:tc>
+      </w:tr>
+      <w:tr>
+        <w:tc>
+          <w:tcPr>
+            <w:tcW w:type="dxa" w:w="2160"/>
+          </w:tcPr>
+          <w:p>
+            <w:r>
+              <w:t>通际名联网络有限公司</w:t>
+            </w:r>
+          </w:p>
+        </w:tc>
+        <w:tc>
+          <w:tcPr>
+            <w:tcW w:type="dxa" w:w="2160"/>
+          </w:tcPr>
+          <w:p>
+            <w:r>
+              <w:t>机器人</w:t>
+            </w:r>
+          </w:p>
+        </w:tc>
+        <w:tc>
+          <w:tcPr>
+            <w:tcW w:type="dxa" w:w="2160"/>
+          </w:tcPr>
+          <w:p>
+            <w:r>
+              <w:t>340亿</w:t>
+            </w:r>
+          </w:p>
+        </w:tc>
+        <w:tc>
+          <w:tcPr>
+            <w:tcW w:type="dxa" w:w="2160"/>
+          </w:tcPr>
+          <w:p>
+            <w:r>
+              <w:t>15%</w:t>
+            </w:r>
+          </w:p>
+        </w:tc>
+      </w:tr>
+    </w:tbl>
+    <w:p>
+      <w:pPr>
+        <w:pStyle w:val="Heading1"/>
+      </w:pPr>
+      <w:r>
+        <w:t>行业分析 2</w:t>
+      </w:r>
+    </w:p>
+    <w:p>
+      <w:r>
+        <w:br/>
+        <w:t>从产业链角度看，新能源 行业主要由上游设备厂商、</w:t>
+        <w:br/>
+        <w:t>中游平台企业以及下游应用厂商组成。</w:t>
+        <w:br/>
+        <w:t>富罳网络有限公司 主要位于产业链的 下游 环节。</w:t>
+        <w:br/>
+      </w:r>
+    </w:p>
+    <w:p>
+      <w:r>
+        <w:br/>
+        <w:t>根据内部财务模型测算，戴硕电子网络有限公司 在未来三年</w:t>
+        <w:br/>
+        <w:t>收入复合增长率预计可达到 17% 左右。</w:t>
+        <w:br/>
+        <w:t>该预测基于行业需求增长以及公司产能扩张计划。</w:t>
+        <w:br/>
+      </w:r>
+    </w:p>
+    <w:p>
+      <w:r>
+        <w:br/>
+        <w:t>创联世纪信息有限公司 是中国 云计算 行业的重要企业之一。</w:t>
+        <w:br/>
+        <w:t>根据华辰资本 量化研究部 的研究，该公司成立于 2005 年，</w:t>
+        <w:br/>
+        <w:t>目前员工规模约 3637 人。公司近年来持续加大研发投入，</w:t>
+        <w:br/>
+        <w:t>在核心技术方面形成了较强的竞争壁垒。</w:t>
+        <w:br/>
+      </w:r>
+    </w:p>
+    <w:p>
+      <w:r>
+        <w:br/>
+        <w:t>根据内部财务模型测算，创汇传媒有限公司 在未来三年</w:t>
         <w:br/>
         <w:t>收入复合增长率预计可达到 14% 左右。</w:t>
         <w:br/>
@@ -43,22 +849,11 @@
     <w:p>
       <w:r>
         <w:br/>
-        <w:t>根据内部财务模型测算，富罳信息有限公司 在未来三年</w:t>
+        <w:t>风险管理部认为，医疗科技 行业仍然面临若干</w:t>
         <w:br/>
-        <w:t>收入复合增长率预计可达到 31% 左右。</w:t>
+        <w:t>不确定性因素，包括技术迭代风险、政策变化、</w:t>
         <w:br/>
-        <w:t>该预测基于行业需求增长以及公司产能扩张计划。</w:t>
-        <w:br/>
-      </w:r>
-    </w:p>
-    <w:p>
-      <w:r>
-        <w:br/>
-        <w:t>根据内部财务模型测算，昂歌信息科技有限公司 在未来三年</w:t>
-        <w:br/>
-        <w:t>收入复合增长率预计可达到 19% 左右。</w:t>
-        <w:br/>
-        <w:t>该预测基于行业需求增长以及公司产能扩张计划。</w:t>
+        <w:t>以及市场竞争加剧等问题。</w:t>
         <w:br/>
       </w:r>
     </w:p>
@@ -76,11 +871,769 @@
     <w:p>
       <w:r>
         <w:br/>
-        <w:t>佳禾科技有限公司 是中国 半导体 行业的重要企业之一。</w:t>
+        <w:t>华辰资本旗下的 HC AI Innovation Fund 在最近的资产配置会议中</w:t>
         <w:br/>
-        <w:t>根据华辰资本 投资委员会 的研究，该公司成立于 2015 年，</w:t>
+        <w:t>讨论了 消费科技 行业的投资机会，并对 华泰通安传媒有限公司</w:t>
         <w:br/>
-        <w:t>目前员工规模约 3623 人。公司近年来持续加大研发投入，</w:t>
+        <w:t>进行了重点评估。</w:t>
+        <w:br/>
+      </w:r>
+    </w:p>
+    <w:p>
+      <w:r>
+        <w:br/>
+        <w:t>从产业链角度看，新能源 行业主要由上游设备厂商、</w:t>
+        <w:br/>
+        <w:t>中游平台企业以及下游应用厂商组成。</w:t>
+        <w:br/>
+        <w:t>创汇传媒有限公司 主要位于产业链的 中游 环节。</w:t>
+        <w:br/>
+      </w:r>
+    </w:p>
+    <w:tbl>
+      <w:tblPr>
+        <w:tblW w:type="auto" w:w="0"/>
+        <w:tblLook w:firstColumn="1" w:firstRow="1" w:lastColumn="0" w:lastRow="0" w:noHBand="0" w:noVBand="1" w:val="04A0"/>
+      </w:tblPr>
+      <w:tblGrid>
+        <w:gridCol w:w="2160"/>
+        <w:gridCol w:w="2160"/>
+        <w:gridCol w:w="2160"/>
+        <w:gridCol w:w="2160"/>
+      </w:tblGrid>
+      <w:tr>
+        <w:tc>
+          <w:tcPr>
+            <w:tcW w:type="dxa" w:w="2160"/>
+          </w:tcPr>
+          <w:p>
+            <w:r>
+              <w:t>公司</w:t>
+            </w:r>
+          </w:p>
+        </w:tc>
+        <w:tc>
+          <w:tcPr>
+            <w:tcW w:type="dxa" w:w="2160"/>
+          </w:tcPr>
+          <w:p>
+            <w:r>
+              <w:t>行业</w:t>
+            </w:r>
+          </w:p>
+        </w:tc>
+        <w:tc>
+          <w:tcPr>
+            <w:tcW w:type="dxa" w:w="2160"/>
+          </w:tcPr>
+          <w:p>
+            <w:r>
+              <w:t>市值</w:t>
+            </w:r>
+          </w:p>
+        </w:tc>
+        <w:tc>
+          <w:tcPr>
+            <w:tcW w:type="dxa" w:w="2160"/>
+          </w:tcPr>
+          <w:p>
+            <w:r>
+              <w:t>增长率</w:t>
+            </w:r>
+          </w:p>
+        </w:tc>
+      </w:tr>
+      <w:tr>
+        <w:tc>
+          <w:tcPr>
+            <w:tcW w:type="dxa" w:w="2160"/>
+          </w:tcPr>
+          <w:p>
+            <w:r>
+              <w:t>迪摩信息有限公司</w:t>
+            </w:r>
+          </w:p>
+        </w:tc>
+        <w:tc>
+          <w:tcPr>
+            <w:tcW w:type="dxa" w:w="2160"/>
+          </w:tcPr>
+          <w:p>
+            <w:r>
+              <w:t>医疗科技</w:t>
+            </w:r>
+          </w:p>
+        </w:tc>
+        <w:tc>
+          <w:tcPr>
+            <w:tcW w:type="dxa" w:w="2160"/>
+          </w:tcPr>
+          <w:p>
+            <w:r>
+              <w:t>221亿</w:t>
+            </w:r>
+          </w:p>
+        </w:tc>
+        <w:tc>
+          <w:tcPr>
+            <w:tcW w:type="dxa" w:w="2160"/>
+          </w:tcPr>
+          <w:p>
+            <w:r>
+              <w:t>19%</w:t>
+            </w:r>
+          </w:p>
+        </w:tc>
+      </w:tr>
+      <w:tr>
+        <w:tc>
+          <w:tcPr>
+            <w:tcW w:type="dxa" w:w="2160"/>
+          </w:tcPr>
+          <w:p>
+            <w:r>
+              <w:t>巨奥传媒有限公司</w:t>
+            </w:r>
+          </w:p>
+        </w:tc>
+        <w:tc>
+          <w:tcPr>
+            <w:tcW w:type="dxa" w:w="2160"/>
+          </w:tcPr>
+          <w:p>
+            <w:r>
+              <w:t>人工智能</w:t>
+            </w:r>
+          </w:p>
+        </w:tc>
+        <w:tc>
+          <w:tcPr>
+            <w:tcW w:type="dxa" w:w="2160"/>
+          </w:tcPr>
+          <w:p>
+            <w:r>
+              <w:t>620亿</w:t>
+            </w:r>
+          </w:p>
+        </w:tc>
+        <w:tc>
+          <w:tcPr>
+            <w:tcW w:type="dxa" w:w="2160"/>
+          </w:tcPr>
+          <w:p>
+            <w:r>
+              <w:t>29%</w:t>
+            </w:r>
+          </w:p>
+        </w:tc>
+      </w:tr>
+      <w:tr>
+        <w:tc>
+          <w:tcPr>
+            <w:tcW w:type="dxa" w:w="2160"/>
+          </w:tcPr>
+          <w:p>
+            <w:r>
+              <w:t>华泰通安网络有限公司</w:t>
+            </w:r>
+          </w:p>
+        </w:tc>
+        <w:tc>
+          <w:tcPr>
+            <w:tcW w:type="dxa" w:w="2160"/>
+          </w:tcPr>
+          <w:p>
+            <w:r>
+              <w:t>半导体</w:t>
+            </w:r>
+          </w:p>
+        </w:tc>
+        <w:tc>
+          <w:tcPr>
+            <w:tcW w:type="dxa" w:w="2160"/>
+          </w:tcPr>
+          <w:p>
+            <w:r>
+              <w:t>167亿</w:t>
+            </w:r>
+          </w:p>
+        </w:tc>
+        <w:tc>
+          <w:tcPr>
+            <w:tcW w:type="dxa" w:w="2160"/>
+          </w:tcPr>
+          <w:p>
+            <w:r>
+              <w:t>20%</w:t>
+            </w:r>
+          </w:p>
+        </w:tc>
+      </w:tr>
+      <w:tr>
+        <w:tc>
+          <w:tcPr>
+            <w:tcW w:type="dxa" w:w="2160"/>
+          </w:tcPr>
+          <w:p>
+            <w:r>
+              <w:t>图龙信息传媒有限公司</w:t>
+            </w:r>
+          </w:p>
+        </w:tc>
+        <w:tc>
+          <w:tcPr>
+            <w:tcW w:type="dxa" w:w="2160"/>
+          </w:tcPr>
+          <w:p>
+            <w:r>
+              <w:t>机器人</w:t>
+            </w:r>
+          </w:p>
+        </w:tc>
+        <w:tc>
+          <w:tcPr>
+            <w:tcW w:type="dxa" w:w="2160"/>
+          </w:tcPr>
+          <w:p>
+            <w:r>
+              <w:t>656亿</w:t>
+            </w:r>
+          </w:p>
+        </w:tc>
+        <w:tc>
+          <w:tcPr>
+            <w:tcW w:type="dxa" w:w="2160"/>
+          </w:tcPr>
+          <w:p>
+            <w:r>
+              <w:t>14%</w:t>
+            </w:r>
+          </w:p>
+        </w:tc>
+      </w:tr>
+      <w:tr>
+        <w:tc>
+          <w:tcPr>
+            <w:tcW w:type="dxa" w:w="2160"/>
+          </w:tcPr>
+          <w:p>
+            <w:r>
+              <w:t>华泰通安传媒有限公司</w:t>
+            </w:r>
+          </w:p>
+        </w:tc>
+        <w:tc>
+          <w:tcPr>
+            <w:tcW w:type="dxa" w:w="2160"/>
+          </w:tcPr>
+          <w:p>
+            <w:r>
+              <w:t>消费科技</w:t>
+            </w:r>
+          </w:p>
+        </w:tc>
+        <w:tc>
+          <w:tcPr>
+            <w:tcW w:type="dxa" w:w="2160"/>
+          </w:tcPr>
+          <w:p>
+            <w:r>
+              <w:t>104亿</w:t>
+            </w:r>
+          </w:p>
+        </w:tc>
+        <w:tc>
+          <w:tcPr>
+            <w:tcW w:type="dxa" w:w="2160"/>
+          </w:tcPr>
+          <w:p>
+            <w:r>
+              <w:t>27%</w:t>
+            </w:r>
+          </w:p>
+        </w:tc>
+      </w:tr>
+      <w:tr>
+        <w:tc>
+          <w:tcPr>
+            <w:tcW w:type="dxa" w:w="2160"/>
+          </w:tcPr>
+          <w:p>
+            <w:r>
+              <w:t>惠派国际公司科技有限公司</w:t>
+            </w:r>
+          </w:p>
+        </w:tc>
+        <w:tc>
+          <w:tcPr>
+            <w:tcW w:type="dxa" w:w="2160"/>
+          </w:tcPr>
+          <w:p>
+            <w:r>
+              <w:t>人工智能</w:t>
+            </w:r>
+          </w:p>
+        </w:tc>
+        <w:tc>
+          <w:tcPr>
+            <w:tcW w:type="dxa" w:w="2160"/>
+          </w:tcPr>
+          <w:p>
+            <w:r>
+              <w:t>422亿</w:t>
+            </w:r>
+          </w:p>
+        </w:tc>
+        <w:tc>
+          <w:tcPr>
+            <w:tcW w:type="dxa" w:w="2160"/>
+          </w:tcPr>
+          <w:p>
+            <w:r>
+              <w:t>27%</w:t>
+            </w:r>
+          </w:p>
+        </w:tc>
+      </w:tr>
+      <w:tr>
+        <w:tc>
+          <w:tcPr>
+            <w:tcW w:type="dxa" w:w="2160"/>
+          </w:tcPr>
+          <w:p>
+            <w:r>
+              <w:t>飞海科技传媒有限公司</w:t>
+            </w:r>
+          </w:p>
+        </w:tc>
+        <w:tc>
+          <w:tcPr>
+            <w:tcW w:type="dxa" w:w="2160"/>
+          </w:tcPr>
+          <w:p>
+            <w:r>
+              <w:t>消费科技</w:t>
+            </w:r>
+          </w:p>
+        </w:tc>
+        <w:tc>
+          <w:tcPr>
+            <w:tcW w:type="dxa" w:w="2160"/>
+          </w:tcPr>
+          <w:p>
+            <w:r>
+              <w:t>721亿</w:t>
+            </w:r>
+          </w:p>
+        </w:tc>
+        <w:tc>
+          <w:tcPr>
+            <w:tcW w:type="dxa" w:w="2160"/>
+          </w:tcPr>
+          <w:p>
+            <w:r>
+              <w:t>9%</w:t>
+            </w:r>
+          </w:p>
+        </w:tc>
+      </w:tr>
+      <w:tr>
+        <w:tc>
+          <w:tcPr>
+            <w:tcW w:type="dxa" w:w="2160"/>
+          </w:tcPr>
+          <w:p>
+            <w:r>
+              <w:t>昂歌信息信息有限公司</w:t>
+            </w:r>
+          </w:p>
+        </w:tc>
+        <w:tc>
+          <w:tcPr>
+            <w:tcW w:type="dxa" w:w="2160"/>
+          </w:tcPr>
+          <w:p>
+            <w:r>
+              <w:t>消费科技</w:t>
+            </w:r>
+          </w:p>
+        </w:tc>
+        <w:tc>
+          <w:tcPr>
+            <w:tcW w:type="dxa" w:w="2160"/>
+          </w:tcPr>
+          <w:p>
+            <w:r>
+              <w:t>671亿</w:t>
+            </w:r>
+          </w:p>
+        </w:tc>
+        <w:tc>
+          <w:tcPr>
+            <w:tcW w:type="dxa" w:w="2160"/>
+          </w:tcPr>
+          <w:p>
+            <w:r>
+              <w:t>5%</w:t>
+            </w:r>
+          </w:p>
+        </w:tc>
+      </w:tr>
+      <w:tr>
+        <w:tc>
+          <w:tcPr>
+            <w:tcW w:type="dxa" w:w="2160"/>
+          </w:tcPr>
+          <w:p>
+            <w:r>
+              <w:t>创联世纪信息有限公司</w:t>
+            </w:r>
+          </w:p>
+        </w:tc>
+        <w:tc>
+          <w:tcPr>
+            <w:tcW w:type="dxa" w:w="2160"/>
+          </w:tcPr>
+          <w:p>
+            <w:r>
+              <w:t>云计算</w:t>
+            </w:r>
+          </w:p>
+        </w:tc>
+        <w:tc>
+          <w:tcPr>
+            <w:tcW w:type="dxa" w:w="2160"/>
+          </w:tcPr>
+          <w:p>
+            <w:r>
+              <w:t>633亿</w:t>
+            </w:r>
+          </w:p>
+        </w:tc>
+        <w:tc>
+          <w:tcPr>
+            <w:tcW w:type="dxa" w:w="2160"/>
+          </w:tcPr>
+          <w:p>
+            <w:r>
+              <w:t>30%</w:t>
+            </w:r>
+          </w:p>
+        </w:tc>
+      </w:tr>
+      <w:tr>
+        <w:tc>
+          <w:tcPr>
+            <w:tcW w:type="dxa" w:w="2160"/>
+          </w:tcPr>
+          <w:p>
+            <w:r>
+              <w:t>华泰通安传媒有限公司</w:t>
+            </w:r>
+          </w:p>
+        </w:tc>
+        <w:tc>
+          <w:tcPr>
+            <w:tcW w:type="dxa" w:w="2160"/>
+          </w:tcPr>
+          <w:p>
+            <w:r>
+              <w:t>消费科技</w:t>
+            </w:r>
+          </w:p>
+        </w:tc>
+        <w:tc>
+          <w:tcPr>
+            <w:tcW w:type="dxa" w:w="2160"/>
+          </w:tcPr>
+          <w:p>
+            <w:r>
+              <w:t>559亿</w:t>
+            </w:r>
+          </w:p>
+        </w:tc>
+        <w:tc>
+          <w:tcPr>
+            <w:tcW w:type="dxa" w:w="2160"/>
+          </w:tcPr>
+          <w:p>
+            <w:r>
+              <w:t>19%</w:t>
+            </w:r>
+          </w:p>
+        </w:tc>
+      </w:tr>
+      <w:tr>
+        <w:tc>
+          <w:tcPr>
+            <w:tcW w:type="dxa" w:w="2160"/>
+          </w:tcPr>
+          <w:p>
+            <w:r>
+              <w:t>方正科技传媒有限公司</w:t>
+            </w:r>
+          </w:p>
+        </w:tc>
+        <w:tc>
+          <w:tcPr>
+            <w:tcW w:type="dxa" w:w="2160"/>
+          </w:tcPr>
+          <w:p>
+            <w:r>
+              <w:t>人工智能</w:t>
+            </w:r>
+          </w:p>
+        </w:tc>
+        <w:tc>
+          <w:tcPr>
+            <w:tcW w:type="dxa" w:w="2160"/>
+          </w:tcPr>
+          <w:p>
+            <w:r>
+              <w:t>575亿</w:t>
+            </w:r>
+          </w:p>
+        </w:tc>
+        <w:tc>
+          <w:tcPr>
+            <w:tcW w:type="dxa" w:w="2160"/>
+          </w:tcPr>
+          <w:p>
+            <w:r>
+              <w:t>6%</w:t>
+            </w:r>
+          </w:p>
+        </w:tc>
+      </w:tr>
+      <w:tr>
+        <w:tc>
+          <w:tcPr>
+            <w:tcW w:type="dxa" w:w="2160"/>
+          </w:tcPr>
+          <w:p>
+            <w:r>
+              <w:t>通际名联科技有限公司</w:t>
+            </w:r>
+          </w:p>
+        </w:tc>
+        <w:tc>
+          <w:tcPr>
+            <w:tcW w:type="dxa" w:w="2160"/>
+          </w:tcPr>
+          <w:p>
+            <w:r>
+              <w:t>人工智能</w:t>
+            </w:r>
+          </w:p>
+        </w:tc>
+        <w:tc>
+          <w:tcPr>
+            <w:tcW w:type="dxa" w:w="2160"/>
+          </w:tcPr>
+          <w:p>
+            <w:r>
+              <w:t>619亿</w:t>
+            </w:r>
+          </w:p>
+        </w:tc>
+        <w:tc>
+          <w:tcPr>
+            <w:tcW w:type="dxa" w:w="2160"/>
+          </w:tcPr>
+          <w:p>
+            <w:r>
+              <w:t>19%</w:t>
+            </w:r>
+          </w:p>
+        </w:tc>
+      </w:tr>
+      <w:tr>
+        <w:tc>
+          <w:tcPr>
+            <w:tcW w:type="dxa" w:w="2160"/>
+          </w:tcPr>
+          <w:p>
+            <w:r>
+              <w:t>富罳网络有限公司</w:t>
+            </w:r>
+          </w:p>
+        </w:tc>
+        <w:tc>
+          <w:tcPr>
+            <w:tcW w:type="dxa" w:w="2160"/>
+          </w:tcPr>
+          <w:p>
+            <w:r>
+              <w:t>新能源</w:t>
+            </w:r>
+          </w:p>
+        </w:tc>
+        <w:tc>
+          <w:tcPr>
+            <w:tcW w:type="dxa" w:w="2160"/>
+          </w:tcPr>
+          <w:p>
+            <w:r>
+              <w:t>579亿</w:t>
+            </w:r>
+          </w:p>
+        </w:tc>
+        <w:tc>
+          <w:tcPr>
+            <w:tcW w:type="dxa" w:w="2160"/>
+          </w:tcPr>
+          <w:p>
+            <w:r>
+              <w:t>26%</w:t>
+            </w:r>
+          </w:p>
+        </w:tc>
+      </w:tr>
+      <w:tr>
+        <w:tc>
+          <w:tcPr>
+            <w:tcW w:type="dxa" w:w="2160"/>
+          </w:tcPr>
+          <w:p>
+            <w:r>
+              <w:t>鑫博腾飞信息有限公司</w:t>
+            </w:r>
+          </w:p>
+        </w:tc>
+        <w:tc>
+          <w:tcPr>
+            <w:tcW w:type="dxa" w:w="2160"/>
+          </w:tcPr>
+          <w:p>
+            <w:r>
+              <w:t>消费科技</w:t>
+            </w:r>
+          </w:p>
+        </w:tc>
+        <w:tc>
+          <w:tcPr>
+            <w:tcW w:type="dxa" w:w="2160"/>
+          </w:tcPr>
+          <w:p>
+            <w:r>
+              <w:t>421亿</w:t>
+            </w:r>
+          </w:p>
+        </w:tc>
+        <w:tc>
+          <w:tcPr>
+            <w:tcW w:type="dxa" w:w="2160"/>
+          </w:tcPr>
+          <w:p>
+            <w:r>
+              <w:t>26%</w:t>
+            </w:r>
+          </w:p>
+        </w:tc>
+      </w:tr>
+      <w:tr>
+        <w:tc>
+          <w:tcPr>
+            <w:tcW w:type="dxa" w:w="2160"/>
+          </w:tcPr>
+          <w:p>
+            <w:r>
+              <w:t>华泰通安传媒有限公司</w:t>
+            </w:r>
+          </w:p>
+        </w:tc>
+        <w:tc>
+          <w:tcPr>
+            <w:tcW w:type="dxa" w:w="2160"/>
+          </w:tcPr>
+          <w:p>
+            <w:r>
+              <w:t>消费科技</w:t>
+            </w:r>
+          </w:p>
+        </w:tc>
+        <w:tc>
+          <w:tcPr>
+            <w:tcW w:type="dxa" w:w="2160"/>
+          </w:tcPr>
+          <w:p>
+            <w:r>
+              <w:t>344亿</w:t>
+            </w:r>
+          </w:p>
+        </w:tc>
+        <w:tc>
+          <w:tcPr>
+            <w:tcW w:type="dxa" w:w="2160"/>
+          </w:tcPr>
+          <w:p>
+            <w:r>
+              <w:t>21%</w:t>
+            </w:r>
+          </w:p>
+        </w:tc>
+      </w:tr>
+    </w:tbl>
+    <w:p>
+      <w:pPr>
+        <w:pStyle w:val="Heading1"/>
+      </w:pPr>
+      <w:r>
+        <w:t>行业分析 3</w:t>
+      </w:r>
+    </w:p>
+    <w:p>
+      <w:r>
+        <w:br/>
+        <w:t>根据内部财务模型测算，联软网络有限公司 在未来三年</w:t>
+        <w:br/>
+        <w:t>收入复合增长率预计可达到 26% 左右。</w:t>
+        <w:br/>
+        <w:t>该预测基于行业需求增长以及公司产能扩张计划。</w:t>
+        <w:br/>
+      </w:r>
+    </w:p>
+    <w:p>
+      <w:r>
+        <w:br/>
+        <w:t>根据内部财务模型测算，飞海科技传媒有限公司 在未来三年</w:t>
+        <w:br/>
+        <w:t>收入复合增长率预计可达到 10% 左右。</w:t>
+        <w:br/>
+        <w:t>该预测基于行业需求增长以及公司产能扩张计划。</w:t>
+        <w:br/>
+      </w:r>
+    </w:p>
+    <w:p>
+      <w:r>
+        <w:br/>
+        <w:t>从产业链角度看，云计算 行业主要由上游设备厂商、</w:t>
+        <w:br/>
+        <w:t>中游平台企业以及下游应用厂商组成。</w:t>
+        <w:br/>
+        <w:t>良诺科技有限公司 主要位于产业链的 上游 环节。</w:t>
+        <w:br/>
+      </w:r>
+    </w:p>
+    <w:p>
+      <w:r>
+        <w:br/>
+        <w:t>风险管理部认为，医疗科技 行业仍然面临若干</w:t>
+        <w:br/>
+        <w:t>不确定性因素，包括技术迭代风险、政策变化、</w:t>
+        <w:br/>
+        <w:t>以及市场竞争加剧等问题。</w:t>
+        <w:br/>
+      </w:r>
+    </w:p>
+    <w:p>
+      <w:r>
+        <w:br/>
+        <w:t>联通时科传媒有限公司 是中国 消费科技 行业的重要企业之一。</w:t>
+        <w:br/>
+        <w:t>根据华辰资本 投资委员会 的研究，该公司成立于 2014 年，</w:t>
+        <w:br/>
+        <w:t>目前员工规模约 3667 人。公司近年来持续加大研发投入，</w:t>
         <w:br/>
         <w:t>在核心技术方面形成了较强的竞争壁垒。</w:t>
         <w:br/>
@@ -89,22 +1642,35 @@
     <w:p>
       <w:r>
         <w:br/>
-        <w:t>华辰资本旗下的 HC Quant Arbitrage Fund 在最近的资产配置会议中</w:t>
+        <w:t>飞利信科技有限公司 是中国 人工智能 行业的重要企业之一。</w:t>
         <w:br/>
-        <w:t>讨论了 医疗科技 行业的投资机会，并对 创联世纪科技有限公司</w:t>
+        <w:t>根据华辰资本 投资委员会 的研究，该公司成立于 2018 年，</w:t>
         <w:br/>
-        <w:t>进行了重点评估。</w:t>
+        <w:t>目前员工规模约 1801 人。公司近年来持续加大研发投入，</w:t>
+        <w:br/>
+        <w:t>在核心技术方面形成了较强的竞争壁垒。</w:t>
         <w:br/>
       </w:r>
     </w:p>
     <w:p>
       <w:r>
         <w:br/>
-        <w:t>和泰科技有限公司 是中国 人工智能 行业的重要企业之一。</w:t>
+        <w:t>根据内部财务模型测算，迪摩信息有限公司 在未来三年</w:t>
         <w:br/>
-        <w:t>根据华辰资本 投资委员会 的研究，该公司成立于 2008 年，</w:t>
+        <w:t>收入复合增长率预计可达到 33% 左右。</w:t>
         <w:br/>
-        <w:t>目前员工规模约 6443 人。公司近年来持续加大研发投入，</w:t>
+        <w:t>该预测基于行业需求增长以及公司产能扩张计划。</w:t>
+        <w:br/>
+      </w:r>
+    </w:p>
+    <w:p>
+      <w:r>
+        <w:br/>
+        <w:t>信诚致远科技有限公司 是中国 云计算 行业的重要企业之一。</w:t>
+        <w:br/>
+        <w:t>根据华辰资本 投资策略部 的研究，该公司成立于 2014 年，</w:t>
+        <w:br/>
+        <w:t>目前员工规模约 1360 人。公司近年来持续加大研发投入，</w:t>
         <w:br/>
         <w:t>在核心技术方面形成了较强的竞争壁垒。</w:t>
         <w:br/>
@@ -170,37 +1736,37 @@
           </w:tcPr>
           <w:p>
             <w:r>
-              <w:t>天益科技有限公司</w:t>
-            </w:r>
-          </w:p>
-        </w:tc>
-        <w:tc>
-          <w:tcPr>
-            <w:tcW w:type="dxa" w:w="2160"/>
-          </w:tcPr>
-          <w:p>
-            <w:r>
-              <w:t>半导体</w:t>
-            </w:r>
-          </w:p>
-        </w:tc>
-        <w:tc>
-          <w:tcPr>
-            <w:tcW w:type="dxa" w:w="2160"/>
-          </w:tcPr>
-          <w:p>
-            <w:r>
-              <w:t>777亿</w:t>
-            </w:r>
-          </w:p>
-        </w:tc>
-        <w:tc>
-          <w:tcPr>
-            <w:tcW w:type="dxa" w:w="2160"/>
-          </w:tcPr>
-          <w:p>
-            <w:r>
-              <w:t>15%</w:t>
+              <w:t>戴硕电子网络有限公司</w:t>
+            </w:r>
+          </w:p>
+        </w:tc>
+        <w:tc>
+          <w:tcPr>
+            <w:tcW w:type="dxa" w:w="2160"/>
+          </w:tcPr>
+          <w:p>
+            <w:r>
+              <w:t>新能源</w:t>
+            </w:r>
+          </w:p>
+        </w:tc>
+        <w:tc>
+          <w:tcPr>
+            <w:tcW w:type="dxa" w:w="2160"/>
+          </w:tcPr>
+          <w:p>
+            <w:r>
+              <w:t>417亿</w:t>
+            </w:r>
+          </w:p>
+        </w:tc>
+        <w:tc>
+          <w:tcPr>
+            <w:tcW w:type="dxa" w:w="2160"/>
+          </w:tcPr>
+          <w:p>
+            <w:r>
+              <w:t>6%</w:t>
             </w:r>
           </w:p>
         </w:tc>
@@ -212,37 +1778,37 @@
           </w:tcPr>
           <w:p>
             <w:r>
-              <w:t>鸿睿思博信息有限公司</w:t>
-            </w:r>
-          </w:p>
-        </w:tc>
-        <w:tc>
-          <w:tcPr>
-            <w:tcW w:type="dxa" w:w="2160"/>
-          </w:tcPr>
-          <w:p>
-            <w:r>
-              <w:t>半导体</w:t>
-            </w:r>
-          </w:p>
-        </w:tc>
-        <w:tc>
-          <w:tcPr>
-            <w:tcW w:type="dxa" w:w="2160"/>
-          </w:tcPr>
-          <w:p>
-            <w:r>
-              <w:t>284亿</w:t>
-            </w:r>
-          </w:p>
-        </w:tc>
-        <w:tc>
-          <w:tcPr>
-            <w:tcW w:type="dxa" w:w="2160"/>
-          </w:tcPr>
-          <w:p>
-            <w:r>
-              <w:t>24%</w:t>
+              <w:t>联通时科传媒有限公司</w:t>
+            </w:r>
+          </w:p>
+        </w:tc>
+        <w:tc>
+          <w:tcPr>
+            <w:tcW w:type="dxa" w:w="2160"/>
+          </w:tcPr>
+          <w:p>
+            <w:r>
+              <w:t>消费科技</w:t>
+            </w:r>
+          </w:p>
+        </w:tc>
+        <w:tc>
+          <w:tcPr>
+            <w:tcW w:type="dxa" w:w="2160"/>
+          </w:tcPr>
+          <w:p>
+            <w:r>
+              <w:t>546亿</w:t>
+            </w:r>
+          </w:p>
+        </w:tc>
+        <w:tc>
+          <w:tcPr>
+            <w:tcW w:type="dxa" w:w="2160"/>
+          </w:tcPr>
+          <w:p>
+            <w:r>
+              <w:t>10%</w:t>
             </w:r>
           </w:p>
         </w:tc>
@@ -254,37 +1820,37 @@
           </w:tcPr>
           <w:p>
             <w:r>
-              <w:t>东方峻景传媒有限公司</w:t>
-            </w:r>
-          </w:p>
-        </w:tc>
-        <w:tc>
-          <w:tcPr>
-            <w:tcW w:type="dxa" w:w="2160"/>
-          </w:tcPr>
-          <w:p>
-            <w:r>
-              <w:t>新能源</w:t>
-            </w:r>
-          </w:p>
-        </w:tc>
-        <w:tc>
-          <w:tcPr>
-            <w:tcW w:type="dxa" w:w="2160"/>
-          </w:tcPr>
-          <w:p>
-            <w:r>
-              <w:t>758亿</w:t>
-            </w:r>
-          </w:p>
-        </w:tc>
-        <w:tc>
-          <w:tcPr>
-            <w:tcW w:type="dxa" w:w="2160"/>
-          </w:tcPr>
-          <w:p>
-            <w:r>
-              <w:t>20%</w:t>
+              <w:t>明腾传媒有限公司</w:t>
+            </w:r>
+          </w:p>
+        </w:tc>
+        <w:tc>
+          <w:tcPr>
+            <w:tcW w:type="dxa" w:w="2160"/>
+          </w:tcPr>
+          <w:p>
+            <w:r>
+              <w:t>人工智能</w:t>
+            </w:r>
+          </w:p>
+        </w:tc>
+        <w:tc>
+          <w:tcPr>
+            <w:tcW w:type="dxa" w:w="2160"/>
+          </w:tcPr>
+          <w:p>
+            <w:r>
+              <w:t>646亿</w:t>
+            </w:r>
+          </w:p>
+        </w:tc>
+        <w:tc>
+          <w:tcPr>
+            <w:tcW w:type="dxa" w:w="2160"/>
+          </w:tcPr>
+          <w:p>
+            <w:r>
+              <w:t>17%</w:t>
             </w:r>
           </w:p>
         </w:tc>
@@ -296,7 +1862,7 @@
           </w:tcPr>
           <w:p>
             <w:r>
-              <w:t>和泰科技有限公司</w:t>
+              <w:t>巨奥传媒有限公司</w:t>
             </w:r>
           </w:p>
         </w:tc>
@@ -316,17 +1882,17 @@
           </w:tcPr>
           <w:p>
             <w:r>
-              <w:t>371亿</w:t>
-            </w:r>
-          </w:p>
-        </w:tc>
-        <w:tc>
-          <w:tcPr>
-            <w:tcW w:type="dxa" w:w="2160"/>
-          </w:tcPr>
-          <w:p>
-            <w:r>
-              <w:t>20%</w:t>
+              <w:t>319亿</w:t>
+            </w:r>
+          </w:p>
+        </w:tc>
+        <w:tc>
+          <w:tcPr>
+            <w:tcW w:type="dxa" w:w="2160"/>
+          </w:tcPr>
+          <w:p>
+            <w:r>
+              <w:t>29%</w:t>
             </w:r>
           </w:p>
         </w:tc>
@@ -338,7 +1904,7 @@
           </w:tcPr>
           <w:p>
             <w:r>
-              <w:t>创汇传媒有限公司</w:t>
+              <w:t>富罳网络有限公司</w:t>
             </w:r>
           </w:p>
         </w:tc>
@@ -358,17 +1924,17 @@
           </w:tcPr>
           <w:p>
             <w:r>
-              <w:t>246亿</w:t>
-            </w:r>
-          </w:p>
-        </w:tc>
-        <w:tc>
-          <w:tcPr>
-            <w:tcW w:type="dxa" w:w="2160"/>
-          </w:tcPr>
-          <w:p>
-            <w:r>
-              <w:t>17%</w:t>
+              <w:t>374亿</w:t>
+            </w:r>
+          </w:p>
+        </w:tc>
+        <w:tc>
+          <w:tcPr>
+            <w:tcW w:type="dxa" w:w="2160"/>
+          </w:tcPr>
+          <w:p>
+            <w:r>
+              <w:t>23%</w:t>
             </w:r>
           </w:p>
         </w:tc>
@@ -380,7 +1946,7 @@
           </w:tcPr>
           <w:p>
             <w:r>
-              <w:t>艾提科信科技有限公司</w:t>
+              <w:t>图龙信息传媒有限公司</w:t>
             </w:r>
           </w:p>
         </w:tc>
@@ -400,17 +1966,17 @@
           </w:tcPr>
           <w:p>
             <w:r>
-              <w:t>276亿</w:t>
-            </w:r>
-          </w:p>
-        </w:tc>
-        <w:tc>
-          <w:tcPr>
-            <w:tcW w:type="dxa" w:w="2160"/>
-          </w:tcPr>
-          <w:p>
-            <w:r>
-              <w:t>30%</w:t>
+              <w:t>237亿</w:t>
+            </w:r>
+          </w:p>
+        </w:tc>
+        <w:tc>
+          <w:tcPr>
+            <w:tcW w:type="dxa" w:w="2160"/>
+          </w:tcPr>
+          <w:p>
+            <w:r>
+              <w:t>15%</w:t>
             </w:r>
           </w:p>
         </w:tc>
@@ -422,37 +1988,37 @@
           </w:tcPr>
           <w:p>
             <w:r>
-              <w:t>兰金电子网络有限公司</w:t>
-            </w:r>
-          </w:p>
-        </w:tc>
-        <w:tc>
-          <w:tcPr>
-            <w:tcW w:type="dxa" w:w="2160"/>
-          </w:tcPr>
-          <w:p>
-            <w:r>
-              <w:t>消费科技</w:t>
-            </w:r>
-          </w:p>
-        </w:tc>
-        <w:tc>
-          <w:tcPr>
-            <w:tcW w:type="dxa" w:w="2160"/>
-          </w:tcPr>
-          <w:p>
-            <w:r>
-              <w:t>209亿</w:t>
-            </w:r>
-          </w:p>
-        </w:tc>
-        <w:tc>
-          <w:tcPr>
-            <w:tcW w:type="dxa" w:w="2160"/>
-          </w:tcPr>
-          <w:p>
-            <w:r>
-              <w:t>28%</w:t>
+              <w:t>毕博诚信息有限公司</w:t>
+            </w:r>
+          </w:p>
+        </w:tc>
+        <w:tc>
+          <w:tcPr>
+            <w:tcW w:type="dxa" w:w="2160"/>
+          </w:tcPr>
+          <w:p>
+            <w:r>
+              <w:t>机器人</w:t>
+            </w:r>
+          </w:p>
+        </w:tc>
+        <w:tc>
+          <w:tcPr>
+            <w:tcW w:type="dxa" w:w="2160"/>
+          </w:tcPr>
+          <w:p>
+            <w:r>
+              <w:t>315亿</w:t>
+            </w:r>
+          </w:p>
+        </w:tc>
+        <w:tc>
+          <w:tcPr>
+            <w:tcW w:type="dxa" w:w="2160"/>
+          </w:tcPr>
+          <w:p>
+            <w:r>
+              <w:t>11%</w:t>
             </w:r>
           </w:p>
         </w:tc>
@@ -464,37 +2030,37 @@
           </w:tcPr>
           <w:p>
             <w:r>
-              <w:t>雨林木风计算机科技有限公司</w:t>
-            </w:r>
-          </w:p>
-        </w:tc>
-        <w:tc>
-          <w:tcPr>
-            <w:tcW w:type="dxa" w:w="2160"/>
-          </w:tcPr>
-          <w:p>
-            <w:r>
-              <w:t>人工智能</w:t>
-            </w:r>
-          </w:p>
-        </w:tc>
-        <w:tc>
-          <w:tcPr>
-            <w:tcW w:type="dxa" w:w="2160"/>
-          </w:tcPr>
-          <w:p>
-            <w:r>
-              <w:t>476亿</w:t>
-            </w:r>
-          </w:p>
-        </w:tc>
-        <w:tc>
-          <w:tcPr>
-            <w:tcW w:type="dxa" w:w="2160"/>
-          </w:tcPr>
-          <w:p>
-            <w:r>
-              <w:t>27%</w:t>
+              <w:t>华成育卓科技有限公司</w:t>
+            </w:r>
+          </w:p>
+        </w:tc>
+        <w:tc>
+          <w:tcPr>
+            <w:tcW w:type="dxa" w:w="2160"/>
+          </w:tcPr>
+          <w:p>
+            <w:r>
+              <w:t>医疗科技</w:t>
+            </w:r>
+          </w:p>
+        </w:tc>
+        <w:tc>
+          <w:tcPr>
+            <w:tcW w:type="dxa" w:w="2160"/>
+          </w:tcPr>
+          <w:p>
+            <w:r>
+              <w:t>700亿</w:t>
+            </w:r>
+          </w:p>
+        </w:tc>
+        <w:tc>
+          <w:tcPr>
+            <w:tcW w:type="dxa" w:w="2160"/>
+          </w:tcPr>
+          <w:p>
+            <w:r>
+              <w:t>15%</w:t>
             </w:r>
           </w:p>
         </w:tc>
@@ -506,37 +2072,37 @@
           </w:tcPr>
           <w:p>
             <w:r>
-              <w:t>万迅电脑网络有限公司</w:t>
-            </w:r>
-          </w:p>
-        </w:tc>
-        <w:tc>
-          <w:tcPr>
-            <w:tcW w:type="dxa" w:w="2160"/>
-          </w:tcPr>
-          <w:p>
-            <w:r>
-              <w:t>半导体</w:t>
-            </w:r>
-          </w:p>
-        </w:tc>
-        <w:tc>
-          <w:tcPr>
-            <w:tcW w:type="dxa" w:w="2160"/>
-          </w:tcPr>
-          <w:p>
-            <w:r>
-              <w:t>597亿</w:t>
-            </w:r>
-          </w:p>
-        </w:tc>
-        <w:tc>
-          <w:tcPr>
-            <w:tcW w:type="dxa" w:w="2160"/>
-          </w:tcPr>
-          <w:p>
-            <w:r>
-              <w:t>17%</w:t>
+              <w:t>创汇传媒有限公司</w:t>
+            </w:r>
+          </w:p>
+        </w:tc>
+        <w:tc>
+          <w:tcPr>
+            <w:tcW w:type="dxa" w:w="2160"/>
+          </w:tcPr>
+          <w:p>
+            <w:r>
+              <w:t>新能源</w:t>
+            </w:r>
+          </w:p>
+        </w:tc>
+        <w:tc>
+          <w:tcPr>
+            <w:tcW w:type="dxa" w:w="2160"/>
+          </w:tcPr>
+          <w:p>
+            <w:r>
+              <w:t>211亿</w:t>
+            </w:r>
+          </w:p>
+        </w:tc>
+        <w:tc>
+          <w:tcPr>
+            <w:tcW w:type="dxa" w:w="2160"/>
+          </w:tcPr>
+          <w:p>
+            <w:r>
+              <w:t>30%</w:t>
             </w:r>
           </w:p>
         </w:tc>
@@ -548,7 +2114,7 @@
           </w:tcPr>
           <w:p>
             <w:r>
-              <w:t>信诚致远传媒有限公司</w:t>
+              <w:t>通际名联科技有限公司</w:t>
             </w:r>
           </w:p>
         </w:tc>
@@ -568,17 +2134,17 @@
           </w:tcPr>
           <w:p>
             <w:r>
-              <w:t>799亿</w:t>
-            </w:r>
-          </w:p>
-        </w:tc>
-        <w:tc>
-          <w:tcPr>
-            <w:tcW w:type="dxa" w:w="2160"/>
-          </w:tcPr>
-          <w:p>
-            <w:r>
-              <w:t>18%</w:t>
+              <w:t>103亿</w:t>
+            </w:r>
+          </w:p>
+        </w:tc>
+        <w:tc>
+          <w:tcPr>
+            <w:tcW w:type="dxa" w:w="2160"/>
+          </w:tcPr>
+          <w:p>
+            <w:r>
+              <w:t>17%</w:t>
             </w:r>
           </w:p>
         </w:tc>
@@ -590,7 +2156,7 @@
           </w:tcPr>
           <w:p>
             <w:r>
-              <w:t>浦华众城信息有限公司</w:t>
+              <w:t>佳禾传媒有限公司</w:t>
             </w:r>
           </w:p>
         </w:tc>
@@ -610,17 +2176,17 @@
           </w:tcPr>
           <w:p>
             <w:r>
-              <w:t>719亿</w:t>
-            </w:r>
-          </w:p>
-        </w:tc>
-        <w:tc>
-          <w:tcPr>
-            <w:tcW w:type="dxa" w:w="2160"/>
-          </w:tcPr>
-          <w:p>
-            <w:r>
-              <w:t>24%</w:t>
+              <w:t>317亿</w:t>
+            </w:r>
+          </w:p>
+        </w:tc>
+        <w:tc>
+          <w:tcPr>
+            <w:tcW w:type="dxa" w:w="2160"/>
+          </w:tcPr>
+          <w:p>
+            <w:r>
+              <w:t>9%</w:t>
             </w:r>
           </w:p>
         </w:tc>
@@ -632,37 +2198,37 @@
           </w:tcPr>
           <w:p>
             <w:r>
-              <w:t>浦华众城信息有限公司</w:t>
-            </w:r>
-          </w:p>
-        </w:tc>
-        <w:tc>
-          <w:tcPr>
-            <w:tcW w:type="dxa" w:w="2160"/>
-          </w:tcPr>
-          <w:p>
-            <w:r>
-              <w:t>云计算</w:t>
-            </w:r>
-          </w:p>
-        </w:tc>
-        <w:tc>
-          <w:tcPr>
-            <w:tcW w:type="dxa" w:w="2160"/>
-          </w:tcPr>
-          <w:p>
-            <w:r>
-              <w:t>217亿</w:t>
-            </w:r>
-          </w:p>
-        </w:tc>
-        <w:tc>
-          <w:tcPr>
-            <w:tcW w:type="dxa" w:w="2160"/>
-          </w:tcPr>
-          <w:p>
-            <w:r>
-              <w:t>23%</w:t>
+              <w:t>迪摩信息有限公司</w:t>
+            </w:r>
+          </w:p>
+        </w:tc>
+        <w:tc>
+          <w:tcPr>
+            <w:tcW w:type="dxa" w:w="2160"/>
+          </w:tcPr>
+          <w:p>
+            <w:r>
+              <w:t>医疗科技</w:t>
+            </w:r>
+          </w:p>
+        </w:tc>
+        <w:tc>
+          <w:tcPr>
+            <w:tcW w:type="dxa" w:w="2160"/>
+          </w:tcPr>
+          <w:p>
+            <w:r>
+              <w:t>428亿</w:t>
+            </w:r>
+          </w:p>
+        </w:tc>
+        <w:tc>
+          <w:tcPr>
+            <w:tcW w:type="dxa" w:w="2160"/>
+          </w:tcPr>
+          <w:p>
+            <w:r>
+              <w:t>25%</w:t>
             </w:r>
           </w:p>
         </w:tc>
@@ -674,37 +2240,37 @@
           </w:tcPr>
           <w:p>
             <w:r>
-              <w:t>艾提科信科技有限公司</w:t>
-            </w:r>
-          </w:p>
-        </w:tc>
-        <w:tc>
-          <w:tcPr>
-            <w:tcW w:type="dxa" w:w="2160"/>
-          </w:tcPr>
-          <w:p>
-            <w:r>
-              <w:t>机器人</w:t>
-            </w:r>
-          </w:p>
-        </w:tc>
-        <w:tc>
-          <w:tcPr>
-            <w:tcW w:type="dxa" w:w="2160"/>
-          </w:tcPr>
-          <w:p>
-            <w:r>
-              <w:t>700亿</w:t>
-            </w:r>
-          </w:p>
-        </w:tc>
-        <w:tc>
-          <w:tcPr>
-            <w:tcW w:type="dxa" w:w="2160"/>
-          </w:tcPr>
-          <w:p>
-            <w:r>
-              <w:t>6%</w:t>
+              <w:t>明腾传媒有限公司</w:t>
+            </w:r>
+          </w:p>
+        </w:tc>
+        <w:tc>
+          <w:tcPr>
+            <w:tcW w:type="dxa" w:w="2160"/>
+          </w:tcPr>
+          <w:p>
+            <w:r>
+              <w:t>人工智能</w:t>
+            </w:r>
+          </w:p>
+        </w:tc>
+        <w:tc>
+          <w:tcPr>
+            <w:tcW w:type="dxa" w:w="2160"/>
+          </w:tcPr>
+          <w:p>
+            <w:r>
+              <w:t>303亿</w:t>
+            </w:r>
+          </w:p>
+        </w:tc>
+        <w:tc>
+          <w:tcPr>
+            <w:tcW w:type="dxa" w:w="2160"/>
+          </w:tcPr>
+          <w:p>
+            <w:r>
+              <w:t>19%</w:t>
             </w:r>
           </w:p>
         </w:tc>
@@ -716,37 +2282,37 @@
           </w:tcPr>
           <w:p>
             <w:r>
-              <w:t>天益科技有限公司</w:t>
-            </w:r>
-          </w:p>
-        </w:tc>
-        <w:tc>
-          <w:tcPr>
-            <w:tcW w:type="dxa" w:w="2160"/>
-          </w:tcPr>
-          <w:p>
-            <w:r>
-              <w:t>半导体</w:t>
-            </w:r>
-          </w:p>
-        </w:tc>
-        <w:tc>
-          <w:tcPr>
-            <w:tcW w:type="dxa" w:w="2160"/>
-          </w:tcPr>
-          <w:p>
-            <w:r>
-              <w:t>267亿</w:t>
-            </w:r>
-          </w:p>
-        </w:tc>
-        <w:tc>
-          <w:tcPr>
-            <w:tcW w:type="dxa" w:w="2160"/>
-          </w:tcPr>
-          <w:p>
-            <w:r>
-              <w:t>25%</w:t>
+              <w:t>鑫博腾飞信息有限公司</w:t>
+            </w:r>
+          </w:p>
+        </w:tc>
+        <w:tc>
+          <w:tcPr>
+            <w:tcW w:type="dxa" w:w="2160"/>
+          </w:tcPr>
+          <w:p>
+            <w:r>
+              <w:t>消费科技</w:t>
+            </w:r>
+          </w:p>
+        </w:tc>
+        <w:tc>
+          <w:tcPr>
+            <w:tcW w:type="dxa" w:w="2160"/>
+          </w:tcPr>
+          <w:p>
+            <w:r>
+              <w:t>760亿</w:t>
+            </w:r>
+          </w:p>
+        </w:tc>
+        <w:tc>
+          <w:tcPr>
+            <w:tcW w:type="dxa" w:w="2160"/>
+          </w:tcPr>
+          <w:p>
+            <w:r>
+              <w:t>11%</w:t>
             </w:r>
           </w:p>
         </w:tc>
@@ -758,37 +2324,37 @@
           </w:tcPr>
           <w:p>
             <w:r>
-              <w:t>东方峻景传媒有限公司</w:t>
-            </w:r>
-          </w:p>
-        </w:tc>
-        <w:tc>
-          <w:tcPr>
-            <w:tcW w:type="dxa" w:w="2160"/>
-          </w:tcPr>
-          <w:p>
-            <w:r>
-              <w:t>新能源</w:t>
-            </w:r>
-          </w:p>
-        </w:tc>
-        <w:tc>
-          <w:tcPr>
-            <w:tcW w:type="dxa" w:w="2160"/>
-          </w:tcPr>
-          <w:p>
-            <w:r>
-              <w:t>193亿</w:t>
-            </w:r>
-          </w:p>
-        </w:tc>
-        <w:tc>
-          <w:tcPr>
-            <w:tcW w:type="dxa" w:w="2160"/>
-          </w:tcPr>
-          <w:p>
-            <w:r>
-              <w:t>30%</w:t>
+              <w:t>方正科技信息有限公司</w:t>
+            </w:r>
+          </w:p>
+        </w:tc>
+        <w:tc>
+          <w:tcPr>
+            <w:tcW w:type="dxa" w:w="2160"/>
+          </w:tcPr>
+          <w:p>
+            <w:r>
+              <w:t>消费科技</w:t>
+            </w:r>
+          </w:p>
+        </w:tc>
+        <w:tc>
+          <w:tcPr>
+            <w:tcW w:type="dxa" w:w="2160"/>
+          </w:tcPr>
+          <w:p>
+            <w:r>
+              <w:t>176亿</w:t>
+            </w:r>
+          </w:p>
+        </w:tc>
+        <w:tc>
+          <w:tcPr>
+            <w:tcW w:type="dxa" w:w="2160"/>
+          </w:tcPr>
+          <w:p>
+            <w:r>
+              <w:t>19%</w:t>
             </w:r>
           </w:p>
         </w:tc>
@@ -799,98 +2365,94 @@
         <w:pStyle w:val="Heading1"/>
       </w:pPr>
       <w:r>
-        <w:t>行业分析 2</w:t>
+        <w:t>行业分析 4</w:t>
       </w:r>
     </w:p>
     <w:p>
       <w:r>
         <w:br/>
-        <w:t>从产业链角度看，医疗科技 行业主要由上游设备厂商、</w:t>
+        <w:t>华辰资本旗下的 HC AI Innovation Fund 在最近的资产配置会议中</w:t>
         <w:br/>
-        <w:t>中游平台企业以及下游应用厂商组成。</w:t>
+        <w:t>讨论了 半导体 行业的投资机会，并对 雨林木风计算机科技有限公司</w:t>
         <w:br/>
-        <w:t>富罳信息有限公司 主要位于产业链的 下游 环节。</w:t>
+        <w:t>进行了重点评估。</w:t>
         <w:br/>
       </w:r>
     </w:p>
     <w:p>
       <w:r>
         <w:br/>
-        <w:t>从产业链角度看，医疗科技 行业主要由上游设备厂商、</w:t>
+        <w:t>华辰资本旗下的 HC AI Innovation Fund 在最近的资产配置会议中</w:t>
         <w:br/>
-        <w:t>中游平台企业以及下游应用厂商组成。</w:t>
+        <w:t>讨论了 人工智能 行业的投资机会，并对 巨奥传媒有限公司</w:t>
         <w:br/>
-        <w:t>创亿信息有限公司 主要位于产业链的 下游 环节。</w:t>
+        <w:t>进行了重点评估。</w:t>
         <w:br/>
       </w:r>
     </w:p>
     <w:p>
       <w:r>
         <w:br/>
-        <w:t>从产业链角度看，新能源 行业主要由上游设备厂商、</w:t>
+        <w:t>从产业链角度看，人工智能 行业主要由上游设备厂商、</w:t>
         <w:br/>
         <w:t>中游平台企业以及下游应用厂商组成。</w:t>
         <w:br/>
-        <w:t>飞利信科技有限公司 主要位于产业链的 上游 环节。</w:t>
+        <w:t>飞利信科技有限公司 主要位于产业链的 下游 环节。</w:t>
         <w:br/>
       </w:r>
     </w:p>
     <w:p>
       <w:r>
         <w:br/>
-        <w:t>从产业链角度看，消费科技 行业主要由上游设备厂商、</w:t>
+        <w:t>华辰资本旗下的 HC Alpha Growth Fund 在最近的资产配置会议中</w:t>
         <w:br/>
-        <w:t>中游平台企业以及下游应用厂商组成。</w:t>
+        <w:t>讨论了 机器人 行业的投资机会，并对 毕博诚信息有限公司</w:t>
         <w:br/>
-        <w:t>精芯信息有限公司 主要位于产业链的 上游 环节。</w:t>
+        <w:t>进行了重点评估。</w:t>
         <w:br/>
       </w:r>
     </w:p>
     <w:p>
       <w:r>
         <w:br/>
-        <w:t>从产业链角度看，机器人 行业主要由上游设备厂商、</w:t>
+        <w:t>根据内部财务模型测算，佳禾传媒有限公司 在未来三年</w:t>
         <w:br/>
-        <w:t>中游平台企业以及下游应用厂商组成。</w:t>
+        <w:t>收入复合增长率预计可达到 33% 左右。</w:t>
         <w:br/>
-        <w:t>东方峻景网络有限公司 主要位于产业链的 上游 环节。</w:t>
+        <w:t>该预测基于行业需求增长以及公司产能扩张计划。</w:t>
         <w:br/>
       </w:r>
     </w:p>
     <w:p>
       <w:r>
         <w:br/>
-        <w:t>银嘉信息有限公司 是中国 消费科技 行业的重要企业之一。</w:t>
+        <w:t>风险管理部认为，机器人 行业仍然面临若干</w:t>
         <w:br/>
-        <w:t>根据华辰资本 风险管理部 的研究，该公司成立于 2020 年，</w:t>
+        <w:t>不确定性因素，包括技术迭代风险、政策变化、</w:t>
         <w:br/>
-        <w:t>目前员工规模约 2026 人。公司近年来持续加大研发投入，</w:t>
-        <w:br/>
-        <w:t>在核心技术方面形成了较强的竞争壁垒。</w:t>
+        <w:t>以及市场竞争加剧等问题。</w:t>
         <w:br/>
       </w:r>
     </w:p>
     <w:p>
       <w:r>
         <w:br/>
-        <w:t>创汇传媒有限公司 是中国 新能源 行业的重要企业之一。</w:t>
+        <w:t>华辰资本旗下的 HC Alpha Growth Fund 在最近的资产配置会议中</w:t>
         <w:br/>
-        <w:t>根据华辰资本 资产配置委员会 的研究，该公司成立于 2007 年，</w:t>
+        <w:t>讨论了 人工智能 行业的投资机会，并对 新格林耐特网络有限公司</w:t>
         <w:br/>
-        <w:t>目前员工规模约 7155 人。公司近年来持续加大研发投入，</w:t>
-        <w:br/>
-        <w:t>在核心技术方面形成了较强的竞争壁垒。</w:t>
+        <w:t>进行了重点评估。</w:t>
         <w:br/>
       </w:r>
     </w:p>
     <w:p>
       <w:r>
         <w:br/>
-        <w:t>风险管理部认为，医疗科技 行业仍然面临若干</w:t>
+        <w:t>从产业链角度看，云计算 行业主要由上游设备厂商、</w:t>
         <w:br/>
-        <w:t>不确定性因素，包括技术迭代风险、政策变化、</w:t>
+        <w:t>中游平台企业以及下游应用厂商组成。</w:t>
         <w:br/>
-        <w:t>以及市场竞争加剧等问题。</w:t>
+        <w:t>创联世纪信息有限公司 主要位于产业链的 中游 环节。</w:t>
         <w:br/>
       </w:r>
     </w:p>
@@ -954,7 +2516,7 @@
           </w:tcPr>
           <w:p>
             <w:r>
-              <w:t>艾提科信科技有限公司</w:t>
+              <w:t>通际名联网络有限公司</w:t>
             </w:r>
           </w:p>
         </w:tc>
@@ -974,17 +2536,17 @@
           </w:tcPr>
           <w:p>
             <w:r>
-              <w:t>617亿</w:t>
-            </w:r>
-          </w:p>
-        </w:tc>
-        <w:tc>
-          <w:tcPr>
-            <w:tcW w:type="dxa" w:w="2160"/>
-          </w:tcPr>
-          <w:p>
-            <w:r>
-              <w:t>12%</w:t>
+              <w:t>726亿</w:t>
+            </w:r>
+          </w:p>
+        </w:tc>
+        <w:tc>
+          <w:tcPr>
+            <w:tcW w:type="dxa" w:w="2160"/>
+          </w:tcPr>
+          <w:p>
+            <w:r>
+              <w:t>17%</w:t>
             </w:r>
           </w:p>
         </w:tc>
@@ -996,37 +2558,37 @@
           </w:tcPr>
           <w:p>
             <w:r>
-              <w:t>创亿信息有限公司</w:t>
-            </w:r>
-          </w:p>
-        </w:tc>
-        <w:tc>
-          <w:tcPr>
-            <w:tcW w:type="dxa" w:w="2160"/>
-          </w:tcPr>
-          <w:p>
-            <w:r>
-              <w:t>医疗科技</w:t>
-            </w:r>
-          </w:p>
-        </w:tc>
-        <w:tc>
-          <w:tcPr>
-            <w:tcW w:type="dxa" w:w="2160"/>
-          </w:tcPr>
-          <w:p>
-            <w:r>
-              <w:t>280亿</w:t>
-            </w:r>
-          </w:p>
-        </w:tc>
-        <w:tc>
-          <w:tcPr>
-            <w:tcW w:type="dxa" w:w="2160"/>
-          </w:tcPr>
-          <w:p>
-            <w:r>
-              <w:t>29%</w:t>
+              <w:t>图龙信息传媒有限公司</w:t>
+            </w:r>
+          </w:p>
+        </w:tc>
+        <w:tc>
+          <w:tcPr>
+            <w:tcW w:type="dxa" w:w="2160"/>
+          </w:tcPr>
+          <w:p>
+            <w:r>
+              <w:t>机器人</w:t>
+            </w:r>
+          </w:p>
+        </w:tc>
+        <w:tc>
+          <w:tcPr>
+            <w:tcW w:type="dxa" w:w="2160"/>
+          </w:tcPr>
+          <w:p>
+            <w:r>
+              <w:t>437亿</w:t>
+            </w:r>
+          </w:p>
+        </w:tc>
+        <w:tc>
+          <w:tcPr>
+            <w:tcW w:type="dxa" w:w="2160"/>
+          </w:tcPr>
+          <w:p>
+            <w:r>
+              <w:t>20%</w:t>
             </w:r>
           </w:p>
         </w:tc>
@@ -1038,7 +2600,7 @@
           </w:tcPr>
           <w:p>
             <w:r>
-              <w:t>九方信息有限公司</w:t>
+              <w:t>恩悌网络有限公司</w:t>
             </w:r>
           </w:p>
         </w:tc>
@@ -1058,17 +2620,17 @@
           </w:tcPr>
           <w:p>
             <w:r>
-              <w:t>248亿</w:t>
-            </w:r>
-          </w:p>
-        </w:tc>
-        <w:tc>
-          <w:tcPr>
-            <w:tcW w:type="dxa" w:w="2160"/>
-          </w:tcPr>
-          <w:p>
-            <w:r>
-              <w:t>25%</w:t>
+              <w:t>181亿</w:t>
+            </w:r>
+          </w:p>
+        </w:tc>
+        <w:tc>
+          <w:tcPr>
+            <w:tcW w:type="dxa" w:w="2160"/>
+          </w:tcPr>
+          <w:p>
+            <w:r>
+              <w:t>23%</w:t>
             </w:r>
           </w:p>
         </w:tc>
@@ -1080,37 +2642,37 @@
           </w:tcPr>
           <w:p>
             <w:r>
-              <w:t>创联世纪科技有限公司</w:t>
-            </w:r>
-          </w:p>
-        </w:tc>
-        <w:tc>
-          <w:tcPr>
-            <w:tcW w:type="dxa" w:w="2160"/>
-          </w:tcPr>
-          <w:p>
-            <w:r>
-              <w:t>医疗科技</w:t>
-            </w:r>
-          </w:p>
-        </w:tc>
-        <w:tc>
-          <w:tcPr>
-            <w:tcW w:type="dxa" w:w="2160"/>
-          </w:tcPr>
-          <w:p>
-            <w:r>
-              <w:t>349亿</w:t>
-            </w:r>
-          </w:p>
-        </w:tc>
-        <w:tc>
-          <w:tcPr>
-            <w:tcW w:type="dxa" w:w="2160"/>
-          </w:tcPr>
-          <w:p>
-            <w:r>
-              <w:t>30%</w:t>
+              <w:t>雨林木风计算机科技有限公司</w:t>
+            </w:r>
+          </w:p>
+        </w:tc>
+        <w:tc>
+          <w:tcPr>
+            <w:tcW w:type="dxa" w:w="2160"/>
+          </w:tcPr>
+          <w:p>
+            <w:r>
+              <w:t>半导体</w:t>
+            </w:r>
+          </w:p>
+        </w:tc>
+        <w:tc>
+          <w:tcPr>
+            <w:tcW w:type="dxa" w:w="2160"/>
+          </w:tcPr>
+          <w:p>
+            <w:r>
+              <w:t>113亿</w:t>
+            </w:r>
+          </w:p>
+        </w:tc>
+        <w:tc>
+          <w:tcPr>
+            <w:tcW w:type="dxa" w:w="2160"/>
+          </w:tcPr>
+          <w:p>
+            <w:r>
+              <w:t>20%</w:t>
             </w:r>
           </w:p>
         </w:tc>
@@ -1122,37 +2684,37 @@
           </w:tcPr>
           <w:p>
             <w:r>
-              <w:t>精芯科技有限公司</w:t>
-            </w:r>
-          </w:p>
-        </w:tc>
-        <w:tc>
-          <w:tcPr>
-            <w:tcW w:type="dxa" w:w="2160"/>
-          </w:tcPr>
-          <w:p>
-            <w:r>
-              <w:t>云计算</w:t>
-            </w:r>
-          </w:p>
-        </w:tc>
-        <w:tc>
-          <w:tcPr>
-            <w:tcW w:type="dxa" w:w="2160"/>
-          </w:tcPr>
-          <w:p>
-            <w:r>
-              <w:t>693亿</w:t>
-            </w:r>
-          </w:p>
-        </w:tc>
-        <w:tc>
-          <w:tcPr>
-            <w:tcW w:type="dxa" w:w="2160"/>
-          </w:tcPr>
-          <w:p>
-            <w:r>
-              <w:t>19%</w:t>
+              <w:t>图龙信息传媒有限公司</w:t>
+            </w:r>
+          </w:p>
+        </w:tc>
+        <w:tc>
+          <w:tcPr>
+            <w:tcW w:type="dxa" w:w="2160"/>
+          </w:tcPr>
+          <w:p>
+            <w:r>
+              <w:t>机器人</w:t>
+            </w:r>
+          </w:p>
+        </w:tc>
+        <w:tc>
+          <w:tcPr>
+            <w:tcW w:type="dxa" w:w="2160"/>
+          </w:tcPr>
+          <w:p>
+            <w:r>
+              <w:t>770亿</w:t>
+            </w:r>
+          </w:p>
+        </w:tc>
+        <w:tc>
+          <w:tcPr>
+            <w:tcW w:type="dxa" w:w="2160"/>
+          </w:tcPr>
+          <w:p>
+            <w:r>
+              <w:t>16%</w:t>
             </w:r>
           </w:p>
         </w:tc>
@@ -1164,37 +2726,37 @@
           </w:tcPr>
           <w:p>
             <w:r>
-              <w:t>鸿睿思博网络有限公司</w:t>
-            </w:r>
-          </w:p>
-        </w:tc>
-        <w:tc>
-          <w:tcPr>
-            <w:tcW w:type="dxa" w:w="2160"/>
-          </w:tcPr>
-          <w:p>
-            <w:r>
-              <w:t>新能源</w:t>
-            </w:r>
-          </w:p>
-        </w:tc>
-        <w:tc>
-          <w:tcPr>
-            <w:tcW w:type="dxa" w:w="2160"/>
-          </w:tcPr>
-          <w:p>
-            <w:r>
-              <w:t>604亿</w:t>
-            </w:r>
-          </w:p>
-        </w:tc>
-        <w:tc>
-          <w:tcPr>
-            <w:tcW w:type="dxa" w:w="2160"/>
-          </w:tcPr>
-          <w:p>
-            <w:r>
-              <w:t>10%</w:t>
+              <w:t>华成育卓科技有限公司</w:t>
+            </w:r>
+          </w:p>
+        </w:tc>
+        <w:tc>
+          <w:tcPr>
+            <w:tcW w:type="dxa" w:w="2160"/>
+          </w:tcPr>
+          <w:p>
+            <w:r>
+              <w:t>医疗科技</w:t>
+            </w:r>
+          </w:p>
+        </w:tc>
+        <w:tc>
+          <w:tcPr>
+            <w:tcW w:type="dxa" w:w="2160"/>
+          </w:tcPr>
+          <w:p>
+            <w:r>
+              <w:t>170亿</w:t>
+            </w:r>
+          </w:p>
+        </w:tc>
+        <w:tc>
+          <w:tcPr>
+            <w:tcW w:type="dxa" w:w="2160"/>
+          </w:tcPr>
+          <w:p>
+            <w:r>
+              <w:t>30%</w:t>
             </w:r>
           </w:p>
         </w:tc>
@@ -1206,37 +2768,37 @@
           </w:tcPr>
           <w:p>
             <w:r>
-              <w:t>东方峻景网络有限公司</w:t>
-            </w:r>
-          </w:p>
-        </w:tc>
-        <w:tc>
-          <w:tcPr>
-            <w:tcW w:type="dxa" w:w="2160"/>
-          </w:tcPr>
-          <w:p>
-            <w:r>
-              <w:t>机器人</w:t>
-            </w:r>
-          </w:p>
-        </w:tc>
-        <w:tc>
-          <w:tcPr>
-            <w:tcW w:type="dxa" w:w="2160"/>
-          </w:tcPr>
-          <w:p>
-            <w:r>
-              <w:t>423亿</w:t>
-            </w:r>
-          </w:p>
-        </w:tc>
-        <w:tc>
-          <w:tcPr>
-            <w:tcW w:type="dxa" w:w="2160"/>
-          </w:tcPr>
-          <w:p>
-            <w:r>
-              <w:t>27%</w:t>
+              <w:t>联软科技有限公司</w:t>
+            </w:r>
+          </w:p>
+        </w:tc>
+        <w:tc>
+          <w:tcPr>
+            <w:tcW w:type="dxa" w:w="2160"/>
+          </w:tcPr>
+          <w:p>
+            <w:r>
+              <w:t>消费科技</w:t>
+            </w:r>
+          </w:p>
+        </w:tc>
+        <w:tc>
+          <w:tcPr>
+            <w:tcW w:type="dxa" w:w="2160"/>
+          </w:tcPr>
+          <w:p>
+            <w:r>
+              <w:t>402亿</w:t>
+            </w:r>
+          </w:p>
+        </w:tc>
+        <w:tc>
+          <w:tcPr>
+            <w:tcW w:type="dxa" w:w="2160"/>
+          </w:tcPr>
+          <w:p>
+            <w:r>
+              <w:t>23%</w:t>
             </w:r>
           </w:p>
         </w:tc>
@@ -1248,37 +2810,37 @@
           </w:tcPr>
           <w:p>
             <w:r>
-              <w:t>济南亿次元网络有限公司</w:t>
-            </w:r>
-          </w:p>
-        </w:tc>
-        <w:tc>
-          <w:tcPr>
-            <w:tcW w:type="dxa" w:w="2160"/>
-          </w:tcPr>
-          <w:p>
-            <w:r>
-              <w:t>机器人</w:t>
-            </w:r>
-          </w:p>
-        </w:tc>
-        <w:tc>
-          <w:tcPr>
-            <w:tcW w:type="dxa" w:w="2160"/>
-          </w:tcPr>
-          <w:p>
-            <w:r>
-              <w:t>360亿</w:t>
-            </w:r>
-          </w:p>
-        </w:tc>
-        <w:tc>
-          <w:tcPr>
-            <w:tcW w:type="dxa" w:w="2160"/>
-          </w:tcPr>
-          <w:p>
-            <w:r>
-              <w:t>7%</w:t>
+              <w:t>迪摩信息有限公司</w:t>
+            </w:r>
+          </w:p>
+        </w:tc>
+        <w:tc>
+          <w:tcPr>
+            <w:tcW w:type="dxa" w:w="2160"/>
+          </w:tcPr>
+          <w:p>
+            <w:r>
+              <w:t>医疗科技</w:t>
+            </w:r>
+          </w:p>
+        </w:tc>
+        <w:tc>
+          <w:tcPr>
+            <w:tcW w:type="dxa" w:w="2160"/>
+          </w:tcPr>
+          <w:p>
+            <w:r>
+              <w:t>107亿</w:t>
+            </w:r>
+          </w:p>
+        </w:tc>
+        <w:tc>
+          <w:tcPr>
+            <w:tcW w:type="dxa" w:w="2160"/>
+          </w:tcPr>
+          <w:p>
+            <w:r>
+              <w:t>22%</w:t>
             </w:r>
           </w:p>
         </w:tc>
@@ -1290,37 +2852,37 @@
           </w:tcPr>
           <w:p>
             <w:r>
-              <w:t>信诚致远传媒有限公司</w:t>
-            </w:r>
-          </w:p>
-        </w:tc>
-        <w:tc>
-          <w:tcPr>
-            <w:tcW w:type="dxa" w:w="2160"/>
-          </w:tcPr>
-          <w:p>
-            <w:r>
-              <w:t>人工智能</w:t>
-            </w:r>
-          </w:p>
-        </w:tc>
-        <w:tc>
-          <w:tcPr>
-            <w:tcW w:type="dxa" w:w="2160"/>
-          </w:tcPr>
-          <w:p>
-            <w:r>
-              <w:t>507亿</w:t>
-            </w:r>
-          </w:p>
-        </w:tc>
-        <w:tc>
-          <w:tcPr>
-            <w:tcW w:type="dxa" w:w="2160"/>
-          </w:tcPr>
-          <w:p>
-            <w:r>
-              <w:t>11%</w:t>
+              <w:t>联软科技有限公司</w:t>
+            </w:r>
+          </w:p>
+        </w:tc>
+        <w:tc>
+          <w:tcPr>
+            <w:tcW w:type="dxa" w:w="2160"/>
+          </w:tcPr>
+          <w:p>
+            <w:r>
+              <w:t>消费科技</w:t>
+            </w:r>
+          </w:p>
+        </w:tc>
+        <w:tc>
+          <w:tcPr>
+            <w:tcW w:type="dxa" w:w="2160"/>
+          </w:tcPr>
+          <w:p>
+            <w:r>
+              <w:t>177亿</w:t>
+            </w:r>
+          </w:p>
+        </w:tc>
+        <w:tc>
+          <w:tcPr>
+            <w:tcW w:type="dxa" w:w="2160"/>
+          </w:tcPr>
+          <w:p>
+            <w:r>
+              <w:t>8%</w:t>
             </w:r>
           </w:p>
         </w:tc>
@@ -1332,37 +2894,37 @@
           </w:tcPr>
           <w:p>
             <w:r>
-              <w:t>东方峻景传媒有限公司</w:t>
-            </w:r>
-          </w:p>
-        </w:tc>
-        <w:tc>
-          <w:tcPr>
-            <w:tcW w:type="dxa" w:w="2160"/>
-          </w:tcPr>
-          <w:p>
-            <w:r>
-              <w:t>新能源</w:t>
-            </w:r>
-          </w:p>
-        </w:tc>
-        <w:tc>
-          <w:tcPr>
-            <w:tcW w:type="dxa" w:w="2160"/>
-          </w:tcPr>
-          <w:p>
-            <w:r>
-              <w:t>739亿</w:t>
-            </w:r>
-          </w:p>
-        </w:tc>
-        <w:tc>
-          <w:tcPr>
-            <w:tcW w:type="dxa" w:w="2160"/>
-          </w:tcPr>
-          <w:p>
-            <w:r>
-              <w:t>21%</w:t>
+              <w:t>毕博诚信息有限公司</w:t>
+            </w:r>
+          </w:p>
+        </w:tc>
+        <w:tc>
+          <w:tcPr>
+            <w:tcW w:type="dxa" w:w="2160"/>
+          </w:tcPr>
+          <w:p>
+            <w:r>
+              <w:t>机器人</w:t>
+            </w:r>
+          </w:p>
+        </w:tc>
+        <w:tc>
+          <w:tcPr>
+            <w:tcW w:type="dxa" w:w="2160"/>
+          </w:tcPr>
+          <w:p>
+            <w:r>
+              <w:t>134亿</w:t>
+            </w:r>
+          </w:p>
+        </w:tc>
+        <w:tc>
+          <w:tcPr>
+            <w:tcW w:type="dxa" w:w="2160"/>
+          </w:tcPr>
+          <w:p>
+            <w:r>
+              <w:t>8%</w:t>
             </w:r>
           </w:p>
         </w:tc>
@@ -1374,37 +2936,37 @@
           </w:tcPr>
           <w:p>
             <w:r>
-              <w:t>快讯网络有限公司</w:t>
-            </w:r>
-          </w:p>
-        </w:tc>
-        <w:tc>
-          <w:tcPr>
-            <w:tcW w:type="dxa" w:w="2160"/>
-          </w:tcPr>
-          <w:p>
-            <w:r>
-              <w:t>新能源</w:t>
-            </w:r>
-          </w:p>
-        </w:tc>
-        <w:tc>
-          <w:tcPr>
-            <w:tcW w:type="dxa" w:w="2160"/>
-          </w:tcPr>
-          <w:p>
-            <w:r>
-              <w:t>239亿</w:t>
-            </w:r>
-          </w:p>
-        </w:tc>
-        <w:tc>
-          <w:tcPr>
-            <w:tcW w:type="dxa" w:w="2160"/>
-          </w:tcPr>
-          <w:p>
-            <w:r>
-              <w:t>11%</w:t>
+              <w:t>华泰通安传媒有限公司</w:t>
+            </w:r>
+          </w:p>
+        </w:tc>
+        <w:tc>
+          <w:tcPr>
+            <w:tcW w:type="dxa" w:w="2160"/>
+          </w:tcPr>
+          <w:p>
+            <w:r>
+              <w:t>消费科技</w:t>
+            </w:r>
+          </w:p>
+        </w:tc>
+        <w:tc>
+          <w:tcPr>
+            <w:tcW w:type="dxa" w:w="2160"/>
+          </w:tcPr>
+          <w:p>
+            <w:r>
+              <w:t>209亿</w:t>
+            </w:r>
+          </w:p>
+        </w:tc>
+        <w:tc>
+          <w:tcPr>
+            <w:tcW w:type="dxa" w:w="2160"/>
+          </w:tcPr>
+          <w:p>
+            <w:r>
+              <w:t>21%</w:t>
             </w:r>
           </w:p>
         </w:tc>
@@ -1416,37 +2978,37 @@
           </w:tcPr>
           <w:p>
             <w:r>
-              <w:t>创汇传媒有限公司</w:t>
-            </w:r>
-          </w:p>
-        </w:tc>
-        <w:tc>
-          <w:tcPr>
-            <w:tcW w:type="dxa" w:w="2160"/>
-          </w:tcPr>
-          <w:p>
-            <w:r>
-              <w:t>新能源</w:t>
-            </w:r>
-          </w:p>
-        </w:tc>
-        <w:tc>
-          <w:tcPr>
-            <w:tcW w:type="dxa" w:w="2160"/>
-          </w:tcPr>
-          <w:p>
-            <w:r>
-              <w:t>576亿</w:t>
-            </w:r>
-          </w:p>
-        </w:tc>
-        <w:tc>
-          <w:tcPr>
-            <w:tcW w:type="dxa" w:w="2160"/>
-          </w:tcPr>
-          <w:p>
-            <w:r>
-              <w:t>23%</w:t>
+              <w:t>飞海科技传媒有限公司</w:t>
+            </w:r>
+          </w:p>
+        </w:tc>
+        <w:tc>
+          <w:tcPr>
+            <w:tcW w:type="dxa" w:w="2160"/>
+          </w:tcPr>
+          <w:p>
+            <w:r>
+              <w:t>消费科技</w:t>
+            </w:r>
+          </w:p>
+        </w:tc>
+        <w:tc>
+          <w:tcPr>
+            <w:tcW w:type="dxa" w:w="2160"/>
+          </w:tcPr>
+          <w:p>
+            <w:r>
+              <w:t>366亿</w:t>
+            </w:r>
+          </w:p>
+        </w:tc>
+        <w:tc>
+          <w:tcPr>
+            <w:tcW w:type="dxa" w:w="2160"/>
+          </w:tcPr>
+          <w:p>
+            <w:r>
+              <w:t>16%</w:t>
             </w:r>
           </w:p>
         </w:tc>
@@ -1458,7 +3020,7 @@
           </w:tcPr>
           <w:p>
             <w:r>
-              <w:t>济南亿次元网络有限公司</w:t>
+              <w:t>图龙信息传媒有限公司</w:t>
             </w:r>
           </w:p>
         </w:tc>
@@ -1478,17 +3040,17 @@
           </w:tcPr>
           <w:p>
             <w:r>
-              <w:t>570亿</w:t>
-            </w:r>
-          </w:p>
-        </w:tc>
-        <w:tc>
-          <w:tcPr>
-            <w:tcW w:type="dxa" w:w="2160"/>
-          </w:tcPr>
-          <w:p>
-            <w:r>
-              <w:t>8%</w:t>
+              <w:t>454亿</w:t>
+            </w:r>
+          </w:p>
+        </w:tc>
+        <w:tc>
+          <w:tcPr>
+            <w:tcW w:type="dxa" w:w="2160"/>
+          </w:tcPr>
+          <w:p>
+            <w:r>
+              <w:t>9%</w:t>
             </w:r>
           </w:p>
         </w:tc>
@@ -1500,37 +3062,37 @@
           </w:tcPr>
           <w:p>
             <w:r>
-              <w:t>东方峻景网络有限公司</w:t>
-            </w:r>
-          </w:p>
-        </w:tc>
-        <w:tc>
-          <w:tcPr>
-            <w:tcW w:type="dxa" w:w="2160"/>
-          </w:tcPr>
-          <w:p>
-            <w:r>
-              <w:t>机器人</w:t>
-            </w:r>
-          </w:p>
-        </w:tc>
-        <w:tc>
-          <w:tcPr>
-            <w:tcW w:type="dxa" w:w="2160"/>
-          </w:tcPr>
-          <w:p>
-            <w:r>
-              <w:t>536亿</w:t>
-            </w:r>
-          </w:p>
-        </w:tc>
-        <w:tc>
-          <w:tcPr>
-            <w:tcW w:type="dxa" w:w="2160"/>
-          </w:tcPr>
-          <w:p>
-            <w:r>
-              <w:t>28%</w:t>
+              <w:t>鑫博腾飞信息有限公司</w:t>
+            </w:r>
+          </w:p>
+        </w:tc>
+        <w:tc>
+          <w:tcPr>
+            <w:tcW w:type="dxa" w:w="2160"/>
+          </w:tcPr>
+          <w:p>
+            <w:r>
+              <w:t>消费科技</w:t>
+            </w:r>
+          </w:p>
+        </w:tc>
+        <w:tc>
+          <w:tcPr>
+            <w:tcW w:type="dxa" w:w="2160"/>
+          </w:tcPr>
+          <w:p>
+            <w:r>
+              <w:t>547亿</w:t>
+            </w:r>
+          </w:p>
+        </w:tc>
+        <w:tc>
+          <w:tcPr>
+            <w:tcW w:type="dxa" w:w="2160"/>
+          </w:tcPr>
+          <w:p>
+            <w:r>
+              <w:t>12%</w:t>
             </w:r>
           </w:p>
         </w:tc>
@@ -1542,37 +3104,37 @@
           </w:tcPr>
           <w:p>
             <w:r>
-              <w:t>昊嘉网络有限公司</w:t>
-            </w:r>
-          </w:p>
-        </w:tc>
-        <w:tc>
-          <w:tcPr>
-            <w:tcW w:type="dxa" w:w="2160"/>
-          </w:tcPr>
-          <w:p>
-            <w:r>
-              <w:t>新能源</w:t>
-            </w:r>
-          </w:p>
-        </w:tc>
-        <w:tc>
-          <w:tcPr>
-            <w:tcW w:type="dxa" w:w="2160"/>
-          </w:tcPr>
-          <w:p>
-            <w:r>
-              <w:t>440亿</w:t>
-            </w:r>
-          </w:p>
-        </w:tc>
-        <w:tc>
-          <w:tcPr>
-            <w:tcW w:type="dxa" w:w="2160"/>
-          </w:tcPr>
-          <w:p>
-            <w:r>
-              <w:t>19%</w:t>
+              <w:t>通际名联科技有限公司</w:t>
+            </w:r>
+          </w:p>
+        </w:tc>
+        <w:tc>
+          <w:tcPr>
+            <w:tcW w:type="dxa" w:w="2160"/>
+          </w:tcPr>
+          <w:p>
+            <w:r>
+              <w:t>人工智能</w:t>
+            </w:r>
+          </w:p>
+        </w:tc>
+        <w:tc>
+          <w:tcPr>
+            <w:tcW w:type="dxa" w:w="2160"/>
+          </w:tcPr>
+          <w:p>
+            <w:r>
+              <w:t>338亿</w:t>
+            </w:r>
+          </w:p>
+        </w:tc>
+        <w:tc>
+          <w:tcPr>
+            <w:tcW w:type="dxa" w:w="2160"/>
+          </w:tcPr>
+          <w:p>
+            <w:r>
+              <w:t>7%</w:t>
             </w:r>
           </w:p>
         </w:tc>
@@ -1583,15 +3145,26 @@
         <w:pStyle w:val="Heading1"/>
       </w:pPr>
       <w:r>
-        <w:t>行业分析 3</w:t>
+        <w:t>行业分析 5</w:t>
       </w:r>
     </w:p>
     <w:p>
       <w:r>
         <w:br/>
-        <w:t>根据内部财务模型测算，九方信息有限公司 在未来三年</w:t>
+        <w:t>华辰资本旗下的 HC AI Innovation Fund 在最近的资产配置会议中</w:t>
         <w:br/>
-        <w:t>收入复合增长率预计可达到 17% 左右。</w:t>
+        <w:t>讨论了 半导体 行业的投资机会，并对 联软网络有限公司</w:t>
+        <w:br/>
+        <w:t>进行了重点评估。</w:t>
+        <w:br/>
+      </w:r>
+    </w:p>
+    <w:p>
+      <w:r>
+        <w:br/>
+        <w:t>根据内部财务模型测算，飞海科技传媒有限公司 在未来三年</w:t>
+        <w:br/>
+        <w:t>收入复合增长率预计可达到 10% 左右。</w:t>
         <w:br/>
         <w:t>该预测基于行业需求增长以及公司产能扩张计划。</w:t>
         <w:br/>
@@ -1600,791 +3173,9 @@
     <w:p>
       <w:r>
         <w:br/>
-        <w:t>华辰资本旗下的 HC Energy Transition Fund 在最近的资产配置会议中</w:t>
+        <w:t>根据内部财务模型测算，飞海科技传媒有限公司 在未来三年</w:t>
         <w:br/>
-        <w:t>讨论了 新能源 行业的投资机会，并对 东方峻景传媒有限公司</w:t>
-        <w:br/>
-        <w:t>进行了重点评估。</w:t>
-        <w:br/>
-      </w:r>
-    </w:p>
-    <w:p>
-      <w:r>
-        <w:br/>
-        <w:t>从产业链角度看，半导体 行业主要由上游设备厂商、</w:t>
-        <w:br/>
-        <w:t>中游平台企业以及下游应用厂商组成。</w:t>
-        <w:br/>
-        <w:t>天益科技有限公司 主要位于产业链的 中游 环节。</w:t>
-        <w:br/>
-      </w:r>
-    </w:p>
-    <w:p>
-      <w:r>
-        <w:br/>
-        <w:t>风险管理部认为，新能源 行业仍然面临若干</w:t>
-        <w:br/>
-        <w:t>不确定性因素，包括技术迭代风险、政策变化、</w:t>
-        <w:br/>
-        <w:t>以及市场竞争加剧等问题。</w:t>
-        <w:br/>
-      </w:r>
-    </w:p>
-    <w:p>
-      <w:r>
-        <w:br/>
-        <w:t>凌云网络有限公司 是中国 医疗科技 行业的重要企业之一。</w:t>
-        <w:br/>
-        <w:t>根据华辰资本 投资策略部 的研究，该公司成立于 2020 年，</w:t>
-        <w:br/>
-        <w:t>目前员工规模约 730 人。公司近年来持续加大研发投入，</w:t>
-        <w:br/>
-        <w:t>在核心技术方面形成了较强的竞争壁垒。</w:t>
-        <w:br/>
-      </w:r>
-    </w:p>
-    <w:p>
-      <w:r>
-        <w:br/>
-        <w:t>从产业链角度看，半导体 行业主要由上游设备厂商、</w:t>
-        <w:br/>
-        <w:t>中游平台企业以及下游应用厂商组成。</w:t>
-        <w:br/>
-        <w:t>华远软件信息有限公司 主要位于产业链的 中游 环节。</w:t>
-        <w:br/>
-      </w:r>
-    </w:p>
-    <w:p>
-      <w:r>
-        <w:br/>
-        <w:t>华辰资本旗下的 HC Energy Transition Fund 在最近的资产配置会议中</w:t>
-        <w:br/>
-        <w:t>讨论了 半导体 行业的投资机会，并对 鸿睿思博信息有限公司</w:t>
-        <w:br/>
-        <w:t>进行了重点评估。</w:t>
-        <w:br/>
-      </w:r>
-    </w:p>
-    <w:p>
-      <w:r>
-        <w:br/>
-        <w:t>风险管理部认为，人工智能 行业仍然面临若干</w:t>
-        <w:br/>
-        <w:t>不确定性因素，包括技术迭代风险、政策变化、</w:t>
-        <w:br/>
-        <w:t>以及市场竞争加剧等问题。</w:t>
-        <w:br/>
-      </w:r>
-    </w:p>
-    <w:tbl>
-      <w:tblPr>
-        <w:tblW w:type="auto" w:w="0"/>
-        <w:tblLook w:firstColumn="1" w:firstRow="1" w:lastColumn="0" w:lastRow="0" w:noHBand="0" w:noVBand="1" w:val="04A0"/>
-      </w:tblPr>
-      <w:tblGrid>
-        <w:gridCol w:w="2160"/>
-        <w:gridCol w:w="2160"/>
-        <w:gridCol w:w="2160"/>
-        <w:gridCol w:w="2160"/>
-      </w:tblGrid>
-      <w:tr>
-        <w:tc>
-          <w:tcPr>
-            <w:tcW w:type="dxa" w:w="2160"/>
-          </w:tcPr>
-          <w:p>
-            <w:r>
-              <w:t>公司</w:t>
-            </w:r>
-          </w:p>
-        </w:tc>
-        <w:tc>
-          <w:tcPr>
-            <w:tcW w:type="dxa" w:w="2160"/>
-          </w:tcPr>
-          <w:p>
-            <w:r>
-              <w:t>行业</w:t>
-            </w:r>
-          </w:p>
-        </w:tc>
-        <w:tc>
-          <w:tcPr>
-            <w:tcW w:type="dxa" w:w="2160"/>
-          </w:tcPr>
-          <w:p>
-            <w:r>
-              <w:t>市值</w:t>
-            </w:r>
-          </w:p>
-        </w:tc>
-        <w:tc>
-          <w:tcPr>
-            <w:tcW w:type="dxa" w:w="2160"/>
-          </w:tcPr>
-          <w:p>
-            <w:r>
-              <w:t>增长率</w:t>
-            </w:r>
-          </w:p>
-        </w:tc>
-      </w:tr>
-      <w:tr>
-        <w:tc>
-          <w:tcPr>
-            <w:tcW w:type="dxa" w:w="2160"/>
-          </w:tcPr>
-          <w:p>
-            <w:r>
-              <w:t>浦华众城信息有限公司</w:t>
-            </w:r>
-          </w:p>
-        </w:tc>
-        <w:tc>
-          <w:tcPr>
-            <w:tcW w:type="dxa" w:w="2160"/>
-          </w:tcPr>
-          <w:p>
-            <w:r>
-              <w:t>云计算</w:t>
-            </w:r>
-          </w:p>
-        </w:tc>
-        <w:tc>
-          <w:tcPr>
-            <w:tcW w:type="dxa" w:w="2160"/>
-          </w:tcPr>
-          <w:p>
-            <w:r>
-              <w:t>439亿</w:t>
-            </w:r>
-          </w:p>
-        </w:tc>
-        <w:tc>
-          <w:tcPr>
-            <w:tcW w:type="dxa" w:w="2160"/>
-          </w:tcPr>
-          <w:p>
-            <w:r>
-              <w:t>24%</w:t>
-            </w:r>
-          </w:p>
-        </w:tc>
-      </w:tr>
-      <w:tr>
-        <w:tc>
-          <w:tcPr>
-            <w:tcW w:type="dxa" w:w="2160"/>
-          </w:tcPr>
-          <w:p>
-            <w:r>
-              <w:t>易动力科技有限公司</w:t>
-            </w:r>
-          </w:p>
-        </w:tc>
-        <w:tc>
-          <w:tcPr>
-            <w:tcW w:type="dxa" w:w="2160"/>
-          </w:tcPr>
-          <w:p>
-            <w:r>
-              <w:t>云计算</w:t>
-            </w:r>
-          </w:p>
-        </w:tc>
-        <w:tc>
-          <w:tcPr>
-            <w:tcW w:type="dxa" w:w="2160"/>
-          </w:tcPr>
-          <w:p>
-            <w:r>
-              <w:t>562亿</w:t>
-            </w:r>
-          </w:p>
-        </w:tc>
-        <w:tc>
-          <w:tcPr>
-            <w:tcW w:type="dxa" w:w="2160"/>
-          </w:tcPr>
-          <w:p>
-            <w:r>
-              <w:t>25%</w:t>
-            </w:r>
-          </w:p>
-        </w:tc>
-      </w:tr>
-      <w:tr>
-        <w:tc>
-          <w:tcPr>
-            <w:tcW w:type="dxa" w:w="2160"/>
-          </w:tcPr>
-          <w:p>
-            <w:r>
-              <w:t>快讯网络有限公司</w:t>
-            </w:r>
-          </w:p>
-        </w:tc>
-        <w:tc>
-          <w:tcPr>
-            <w:tcW w:type="dxa" w:w="2160"/>
-          </w:tcPr>
-          <w:p>
-            <w:r>
-              <w:t>新能源</w:t>
-            </w:r>
-          </w:p>
-        </w:tc>
-        <w:tc>
-          <w:tcPr>
-            <w:tcW w:type="dxa" w:w="2160"/>
-          </w:tcPr>
-          <w:p>
-            <w:r>
-              <w:t>209亿</w:t>
-            </w:r>
-          </w:p>
-        </w:tc>
-        <w:tc>
-          <w:tcPr>
-            <w:tcW w:type="dxa" w:w="2160"/>
-          </w:tcPr>
-          <w:p>
-            <w:r>
-              <w:t>15%</w:t>
-            </w:r>
-          </w:p>
-        </w:tc>
-      </w:tr>
-      <w:tr>
-        <w:tc>
-          <w:tcPr>
-            <w:tcW w:type="dxa" w:w="2160"/>
-          </w:tcPr>
-          <w:p>
-            <w:r>
-              <w:t>和泰科技有限公司</w:t>
-            </w:r>
-          </w:p>
-        </w:tc>
-        <w:tc>
-          <w:tcPr>
-            <w:tcW w:type="dxa" w:w="2160"/>
-          </w:tcPr>
-          <w:p>
-            <w:r>
-              <w:t>人工智能</w:t>
-            </w:r>
-          </w:p>
-        </w:tc>
-        <w:tc>
-          <w:tcPr>
-            <w:tcW w:type="dxa" w:w="2160"/>
-          </w:tcPr>
-          <w:p>
-            <w:r>
-              <w:t>648亿</w:t>
-            </w:r>
-          </w:p>
-        </w:tc>
-        <w:tc>
-          <w:tcPr>
-            <w:tcW w:type="dxa" w:w="2160"/>
-          </w:tcPr>
-          <w:p>
-            <w:r>
-              <w:t>12%</w:t>
-            </w:r>
-          </w:p>
-        </w:tc>
-      </w:tr>
-      <w:tr>
-        <w:tc>
-          <w:tcPr>
-            <w:tcW w:type="dxa" w:w="2160"/>
-          </w:tcPr>
-          <w:p>
-            <w:r>
-              <w:t>国讯网络有限公司</w:t>
-            </w:r>
-          </w:p>
-        </w:tc>
-        <w:tc>
-          <w:tcPr>
-            <w:tcW w:type="dxa" w:w="2160"/>
-          </w:tcPr>
-          <w:p>
-            <w:r>
-              <w:t>云计算</w:t>
-            </w:r>
-          </w:p>
-        </w:tc>
-        <w:tc>
-          <w:tcPr>
-            <w:tcW w:type="dxa" w:w="2160"/>
-          </w:tcPr>
-          <w:p>
-            <w:r>
-              <w:t>147亿</w:t>
-            </w:r>
-          </w:p>
-        </w:tc>
-        <w:tc>
-          <w:tcPr>
-            <w:tcW w:type="dxa" w:w="2160"/>
-          </w:tcPr>
-          <w:p>
-            <w:r>
-              <w:t>5%</w:t>
-            </w:r>
-          </w:p>
-        </w:tc>
-      </w:tr>
-      <w:tr>
-        <w:tc>
-          <w:tcPr>
-            <w:tcW w:type="dxa" w:w="2160"/>
-          </w:tcPr>
-          <w:p>
-            <w:r>
-              <w:t>创汇传媒有限公司</w:t>
-            </w:r>
-          </w:p>
-        </w:tc>
-        <w:tc>
-          <w:tcPr>
-            <w:tcW w:type="dxa" w:w="2160"/>
-          </w:tcPr>
-          <w:p>
-            <w:r>
-              <w:t>新能源</w:t>
-            </w:r>
-          </w:p>
-        </w:tc>
-        <w:tc>
-          <w:tcPr>
-            <w:tcW w:type="dxa" w:w="2160"/>
-          </w:tcPr>
-          <w:p>
-            <w:r>
-              <w:t>206亿</w:t>
-            </w:r>
-          </w:p>
-        </w:tc>
-        <w:tc>
-          <w:tcPr>
-            <w:tcW w:type="dxa" w:w="2160"/>
-          </w:tcPr>
-          <w:p>
-            <w:r>
-              <w:t>17%</w:t>
-            </w:r>
-          </w:p>
-        </w:tc>
-      </w:tr>
-      <w:tr>
-        <w:tc>
-          <w:tcPr>
-            <w:tcW w:type="dxa" w:w="2160"/>
-          </w:tcPr>
-          <w:p>
-            <w:r>
-              <w:t>南康网络有限公司</w:t>
-            </w:r>
-          </w:p>
-        </w:tc>
-        <w:tc>
-          <w:tcPr>
-            <w:tcW w:type="dxa" w:w="2160"/>
-          </w:tcPr>
-          <w:p>
-            <w:r>
-              <w:t>消费科技</w:t>
-            </w:r>
-          </w:p>
-        </w:tc>
-        <w:tc>
-          <w:tcPr>
-            <w:tcW w:type="dxa" w:w="2160"/>
-          </w:tcPr>
-          <w:p>
-            <w:r>
-              <w:t>166亿</w:t>
-            </w:r>
-          </w:p>
-        </w:tc>
-        <w:tc>
-          <w:tcPr>
-            <w:tcW w:type="dxa" w:w="2160"/>
-          </w:tcPr>
-          <w:p>
-            <w:r>
-              <w:t>27%</w:t>
-            </w:r>
-          </w:p>
-        </w:tc>
-      </w:tr>
-      <w:tr>
-        <w:tc>
-          <w:tcPr>
-            <w:tcW w:type="dxa" w:w="2160"/>
-          </w:tcPr>
-          <w:p>
-            <w:r>
-              <w:t>九方网络有限公司</w:t>
-            </w:r>
-          </w:p>
-        </w:tc>
-        <w:tc>
-          <w:tcPr>
-            <w:tcW w:type="dxa" w:w="2160"/>
-          </w:tcPr>
-          <w:p>
-            <w:r>
-              <w:t>新能源</w:t>
-            </w:r>
-          </w:p>
-        </w:tc>
-        <w:tc>
-          <w:tcPr>
-            <w:tcW w:type="dxa" w:w="2160"/>
-          </w:tcPr>
-          <w:p>
-            <w:r>
-              <w:t>656亿</w:t>
-            </w:r>
-          </w:p>
-        </w:tc>
-        <w:tc>
-          <w:tcPr>
-            <w:tcW w:type="dxa" w:w="2160"/>
-          </w:tcPr>
-          <w:p>
-            <w:r>
-              <w:t>15%</w:t>
-            </w:r>
-          </w:p>
-        </w:tc>
-      </w:tr>
-      <w:tr>
-        <w:tc>
-          <w:tcPr>
-            <w:tcW w:type="dxa" w:w="2160"/>
-          </w:tcPr>
-          <w:p>
-            <w:r>
-              <w:t>信诚致远传媒有限公司</w:t>
-            </w:r>
-          </w:p>
-        </w:tc>
-        <w:tc>
-          <w:tcPr>
-            <w:tcW w:type="dxa" w:w="2160"/>
-          </w:tcPr>
-          <w:p>
-            <w:r>
-              <w:t>人工智能</w:t>
-            </w:r>
-          </w:p>
-        </w:tc>
-        <w:tc>
-          <w:tcPr>
-            <w:tcW w:type="dxa" w:w="2160"/>
-          </w:tcPr>
-          <w:p>
-            <w:r>
-              <w:t>789亿</w:t>
-            </w:r>
-          </w:p>
-        </w:tc>
-        <w:tc>
-          <w:tcPr>
-            <w:tcW w:type="dxa" w:w="2160"/>
-          </w:tcPr>
-          <w:p>
-            <w:r>
-              <w:t>7%</w:t>
-            </w:r>
-          </w:p>
-        </w:tc>
-      </w:tr>
-      <w:tr>
-        <w:tc>
-          <w:tcPr>
-            <w:tcW w:type="dxa" w:w="2160"/>
-          </w:tcPr>
-          <w:p>
-            <w:r>
-              <w:t>创汇传媒有限公司</w:t>
-            </w:r>
-          </w:p>
-        </w:tc>
-        <w:tc>
-          <w:tcPr>
-            <w:tcW w:type="dxa" w:w="2160"/>
-          </w:tcPr>
-          <w:p>
-            <w:r>
-              <w:t>新能源</w:t>
-            </w:r>
-          </w:p>
-        </w:tc>
-        <w:tc>
-          <w:tcPr>
-            <w:tcW w:type="dxa" w:w="2160"/>
-          </w:tcPr>
-          <w:p>
-            <w:r>
-              <w:t>263亿</w:t>
-            </w:r>
-          </w:p>
-        </w:tc>
-        <w:tc>
-          <w:tcPr>
-            <w:tcW w:type="dxa" w:w="2160"/>
-          </w:tcPr>
-          <w:p>
-            <w:r>
-              <w:t>8%</w:t>
-            </w:r>
-          </w:p>
-        </w:tc>
-      </w:tr>
-      <w:tr>
-        <w:tc>
-          <w:tcPr>
-            <w:tcW w:type="dxa" w:w="2160"/>
-          </w:tcPr>
-          <w:p>
-            <w:r>
-              <w:t>快讯网络有限公司</w:t>
-            </w:r>
-          </w:p>
-        </w:tc>
-        <w:tc>
-          <w:tcPr>
-            <w:tcW w:type="dxa" w:w="2160"/>
-          </w:tcPr>
-          <w:p>
-            <w:r>
-              <w:t>新能源</w:t>
-            </w:r>
-          </w:p>
-        </w:tc>
-        <w:tc>
-          <w:tcPr>
-            <w:tcW w:type="dxa" w:w="2160"/>
-          </w:tcPr>
-          <w:p>
-            <w:r>
-              <w:t>333亿</w:t>
-            </w:r>
-          </w:p>
-        </w:tc>
-        <w:tc>
-          <w:tcPr>
-            <w:tcW w:type="dxa" w:w="2160"/>
-          </w:tcPr>
-          <w:p>
-            <w:r>
-              <w:t>6%</w:t>
-            </w:r>
-          </w:p>
-        </w:tc>
-      </w:tr>
-      <w:tr>
-        <w:tc>
-          <w:tcPr>
-            <w:tcW w:type="dxa" w:w="2160"/>
-          </w:tcPr>
-          <w:p>
-            <w:r>
-              <w:t>新宇龙信息传媒有限公司</w:t>
-            </w:r>
-          </w:p>
-        </w:tc>
-        <w:tc>
-          <w:tcPr>
-            <w:tcW w:type="dxa" w:w="2160"/>
-          </w:tcPr>
-          <w:p>
-            <w:r>
-              <w:t>机器人</w:t>
-            </w:r>
-          </w:p>
-        </w:tc>
-        <w:tc>
-          <w:tcPr>
-            <w:tcW w:type="dxa" w:w="2160"/>
-          </w:tcPr>
-          <w:p>
-            <w:r>
-              <w:t>669亿</w:t>
-            </w:r>
-          </w:p>
-        </w:tc>
-        <w:tc>
-          <w:tcPr>
-            <w:tcW w:type="dxa" w:w="2160"/>
-          </w:tcPr>
-          <w:p>
-            <w:r>
-              <w:t>21%</w:t>
-            </w:r>
-          </w:p>
-        </w:tc>
-      </w:tr>
-      <w:tr>
-        <w:tc>
-          <w:tcPr>
-            <w:tcW w:type="dxa" w:w="2160"/>
-          </w:tcPr>
-          <w:p>
-            <w:r>
-              <w:t>新宇龙信息传媒有限公司</w:t>
-            </w:r>
-          </w:p>
-        </w:tc>
-        <w:tc>
-          <w:tcPr>
-            <w:tcW w:type="dxa" w:w="2160"/>
-          </w:tcPr>
-          <w:p>
-            <w:r>
-              <w:t>机器人</w:t>
-            </w:r>
-          </w:p>
-        </w:tc>
-        <w:tc>
-          <w:tcPr>
-            <w:tcW w:type="dxa" w:w="2160"/>
-          </w:tcPr>
-          <w:p>
-            <w:r>
-              <w:t>421亿</w:t>
-            </w:r>
-          </w:p>
-        </w:tc>
-        <w:tc>
-          <w:tcPr>
-            <w:tcW w:type="dxa" w:w="2160"/>
-          </w:tcPr>
-          <w:p>
-            <w:r>
-              <w:t>14%</w:t>
-            </w:r>
-          </w:p>
-        </w:tc>
-      </w:tr>
-      <w:tr>
-        <w:tc>
-          <w:tcPr>
-            <w:tcW w:type="dxa" w:w="2160"/>
-          </w:tcPr>
-          <w:p>
-            <w:r>
-              <w:t>银嘉信息有限公司</w:t>
-            </w:r>
-          </w:p>
-        </w:tc>
-        <w:tc>
-          <w:tcPr>
-            <w:tcW w:type="dxa" w:w="2160"/>
-          </w:tcPr>
-          <w:p>
-            <w:r>
-              <w:t>消费科技</w:t>
-            </w:r>
-          </w:p>
-        </w:tc>
-        <w:tc>
-          <w:tcPr>
-            <w:tcW w:type="dxa" w:w="2160"/>
-          </w:tcPr>
-          <w:p>
-            <w:r>
-              <w:t>515亿</w:t>
-            </w:r>
-          </w:p>
-        </w:tc>
-        <w:tc>
-          <w:tcPr>
-            <w:tcW w:type="dxa" w:w="2160"/>
-          </w:tcPr>
-          <w:p>
-            <w:r>
-              <w:t>10%</w:t>
-            </w:r>
-          </w:p>
-        </w:tc>
-      </w:tr>
-      <w:tr>
-        <w:tc>
-          <w:tcPr>
-            <w:tcW w:type="dxa" w:w="2160"/>
-          </w:tcPr>
-          <w:p>
-            <w:r>
-              <w:t>国讯网络有限公司</w:t>
-            </w:r>
-          </w:p>
-        </w:tc>
-        <w:tc>
-          <w:tcPr>
-            <w:tcW w:type="dxa" w:w="2160"/>
-          </w:tcPr>
-          <w:p>
-            <w:r>
-              <w:t>云计算</w:t>
-            </w:r>
-          </w:p>
-        </w:tc>
-        <w:tc>
-          <w:tcPr>
-            <w:tcW w:type="dxa" w:w="2160"/>
-          </w:tcPr>
-          <w:p>
-            <w:r>
-              <w:t>738亿</w:t>
-            </w:r>
-          </w:p>
-        </w:tc>
-        <w:tc>
-          <w:tcPr>
-            <w:tcW w:type="dxa" w:w="2160"/>
-          </w:tcPr>
-          <w:p>
-            <w:r>
-              <w:t>20%</w:t>
-            </w:r>
-          </w:p>
-        </w:tc>
-      </w:tr>
-    </w:tbl>
-    <w:p>
-      <w:pPr>
-        <w:pStyle w:val="Heading1"/>
-      </w:pPr>
-      <w:r>
-        <w:t>行业分析 4</w:t>
-      </w:r>
-    </w:p>
-    <w:p>
-      <w:r>
-        <w:br/>
-        <w:t>从产业链角度看，消费科技 行业主要由上游设备厂商、</w:t>
-        <w:br/>
-        <w:t>中游平台企业以及下游应用厂商组成。</w:t>
-        <w:br/>
-        <w:t>精芯信息有限公司 主要位于产业链的 下游 环节。</w:t>
-        <w:br/>
-      </w:r>
-    </w:p>
-    <w:p>
-      <w:r>
-        <w:br/>
-        <w:t>根据内部财务模型测算，精芯信息有限公司 在未来三年</w:t>
-        <w:br/>
-        <w:t>收入复合增长率预计可达到 35% 左右。</w:t>
+        <w:t>收入复合增长率预计可达到 26% 左右。</w:t>
         <w:br/>
         <w:t>该预测基于行业需求增长以及公司产能扩张计划。</w:t>
         <w:br/>
@@ -2393,44 +3184,22 @@
     <w:p>
       <w:r>
         <w:br/>
-        <w:t>华辰资本旗下的 HC AI Innovation Fund 在最近的资产配置会议中</w:t>
+        <w:t>根据内部财务模型测算，天开科技有限公司 在未来三年</w:t>
         <w:br/>
-        <w:t>讨论了 新能源 行业的投资机会，并对 创汇传媒有限公司</w:t>
+        <w:t>收入复合增长率预计可达到 22% 左右。</w:t>
         <w:br/>
-        <w:t>进行了重点评估。</w:t>
+        <w:t>该预测基于行业需求增长以及公司产能扩张计划。</w:t>
         <w:br/>
       </w:r>
     </w:p>
     <w:p>
       <w:r>
         <w:br/>
-        <w:t>从产业链角度看，新能源 行业主要由上游设备厂商、</w:t>
+        <w:t>巨奥传媒有限公司 是中国 人工智能 行业的重要企业之一。</w:t>
         <w:br/>
-        <w:t>中游平台企业以及下游应用厂商组成。</w:t>
+        <w:t>根据华辰资本 资产配置委员会 的研究，该公司成立于 2018 年，</w:t>
         <w:br/>
-        <w:t>昊嘉网络有限公司 主要位于产业链的 上游 环节。</w:t>
-        <w:br/>
-      </w:r>
-    </w:p>
-    <w:p>
-      <w:r>
-        <w:br/>
-        <w:t>华辰资本旗下的 HC Alpha Growth Fund 在最近的资产配置会议中</w:t>
-        <w:br/>
-        <w:t>讨论了 消费科技 行业的投资机会，并对 南康网络有限公司</w:t>
-        <w:br/>
-        <w:t>进行了重点评估。</w:t>
-        <w:br/>
-      </w:r>
-    </w:p>
-    <w:p>
-      <w:r>
-        <w:br/>
-        <w:t>快讯网络有限公司 是中国 新能源 行业的重要企业之一。</w:t>
-        <w:br/>
-        <w:t>根据华辰资本 投资委员会 的研究，该公司成立于 2016 年，</w:t>
-        <w:br/>
-        <w:t>目前员工规模约 3433 人。公司近年来持续加大研发投入，</w:t>
+        <w:t>目前员工规模约 5243 人。公司近年来持续加大研发投入，</w:t>
         <w:br/>
         <w:t>在核心技术方面形成了较强的竞争壁垒。</w:t>
         <w:br/>
@@ -2443,16 +3212,29 @@
         <w:br/>
         <w:t>中游平台企业以及下游应用厂商组成。</w:t>
         <w:br/>
-        <w:t>和泰传媒有限公司 主要位于产业链的 下游 环节。</w:t>
+        <w:t>联软科技有限公司 主要位于产业链的 中游 环节。</w:t>
         <w:br/>
       </w:r>
     </w:p>
     <w:p>
       <w:r>
         <w:br/>
-        <w:t>华辰资本旗下的 HC Global Macro Fund 在最近的资产配置会议中</w:t>
+        <w:t>佳禾传媒有限公司 是中国 云计算 行业的重要企业之一。</w:t>
         <w:br/>
-        <w:t>讨论了 半导体 行业的投资机会，并对 华远软件信息有限公司</w:t>
+        <w:t>根据华辰资本 风险管理部 的研究，该公司成立于 2016 年，</w:t>
+        <w:br/>
+        <w:t>目前员工规模约 3802 人。公司近年来持续加大研发投入，</w:t>
+        <w:br/>
+        <w:t>在核心技术方面形成了较强的竞争壁垒。</w:t>
+        <w:br/>
+      </w:r>
+    </w:p>
+    <w:p>
+      <w:r>
+        <w:br/>
+        <w:t>华辰资本旗下的 HC AI Innovation Fund 在最近的资产配置会议中</w:t>
+        <w:br/>
+        <w:t>讨论了 医疗科技 行业的投资机会，并对 昊嘉科技有限公司</w:t>
         <w:br/>
         <w:t>进行了重点评估。</w:t>
         <w:br/>
@@ -2518,37 +3300,37 @@
           </w:tcPr>
           <w:p>
             <w:r>
-              <w:t>创汇传媒有限公司</w:t>
-            </w:r>
-          </w:p>
-        </w:tc>
-        <w:tc>
-          <w:tcPr>
-            <w:tcW w:type="dxa" w:w="2160"/>
-          </w:tcPr>
-          <w:p>
-            <w:r>
-              <w:t>新能源</w:t>
-            </w:r>
-          </w:p>
-        </w:tc>
-        <w:tc>
-          <w:tcPr>
-            <w:tcW w:type="dxa" w:w="2160"/>
-          </w:tcPr>
-          <w:p>
-            <w:r>
-              <w:t>644亿</w:t>
-            </w:r>
-          </w:p>
-        </w:tc>
-        <w:tc>
-          <w:tcPr>
-            <w:tcW w:type="dxa" w:w="2160"/>
-          </w:tcPr>
-          <w:p>
-            <w:r>
-              <w:t>24%</w:t>
+              <w:t>通际名联科技有限公司</w:t>
+            </w:r>
+          </w:p>
+        </w:tc>
+        <w:tc>
+          <w:tcPr>
+            <w:tcW w:type="dxa" w:w="2160"/>
+          </w:tcPr>
+          <w:p>
+            <w:r>
+              <w:t>人工智能</w:t>
+            </w:r>
+          </w:p>
+        </w:tc>
+        <w:tc>
+          <w:tcPr>
+            <w:tcW w:type="dxa" w:w="2160"/>
+          </w:tcPr>
+          <w:p>
+            <w:r>
+              <w:t>662亿</w:t>
+            </w:r>
+          </w:p>
+        </w:tc>
+        <w:tc>
+          <w:tcPr>
+            <w:tcW w:type="dxa" w:w="2160"/>
+          </w:tcPr>
+          <w:p>
+            <w:r>
+              <w:t>16%</w:t>
             </w:r>
           </w:p>
         </w:tc>
@@ -2560,37 +3342,37 @@
           </w:tcPr>
           <w:p>
             <w:r>
-              <w:t>凌云网络有限公司</w:t>
-            </w:r>
-          </w:p>
-        </w:tc>
-        <w:tc>
-          <w:tcPr>
-            <w:tcW w:type="dxa" w:w="2160"/>
-          </w:tcPr>
-          <w:p>
-            <w:r>
-              <w:t>医疗科技</w:t>
-            </w:r>
-          </w:p>
-        </w:tc>
-        <w:tc>
-          <w:tcPr>
-            <w:tcW w:type="dxa" w:w="2160"/>
-          </w:tcPr>
-          <w:p>
-            <w:r>
-              <w:t>527亿</w:t>
-            </w:r>
-          </w:p>
-        </w:tc>
-        <w:tc>
-          <w:tcPr>
-            <w:tcW w:type="dxa" w:w="2160"/>
-          </w:tcPr>
-          <w:p>
-            <w:r>
-              <w:t>13%</w:t>
+              <w:t>方正科技信息有限公司</w:t>
+            </w:r>
+          </w:p>
+        </w:tc>
+        <w:tc>
+          <w:tcPr>
+            <w:tcW w:type="dxa" w:w="2160"/>
+          </w:tcPr>
+          <w:p>
+            <w:r>
+              <w:t>消费科技</w:t>
+            </w:r>
+          </w:p>
+        </w:tc>
+        <w:tc>
+          <w:tcPr>
+            <w:tcW w:type="dxa" w:w="2160"/>
+          </w:tcPr>
+          <w:p>
+            <w:r>
+              <w:t>671亿</w:t>
+            </w:r>
+          </w:p>
+        </w:tc>
+        <w:tc>
+          <w:tcPr>
+            <w:tcW w:type="dxa" w:w="2160"/>
+          </w:tcPr>
+          <w:p>
+            <w:r>
+              <w:t>5%</w:t>
             </w:r>
           </w:p>
         </w:tc>
@@ -2602,37 +3384,37 @@
           </w:tcPr>
           <w:p>
             <w:r>
-              <w:t>佳禾科技有限公司</w:t>
-            </w:r>
-          </w:p>
-        </w:tc>
-        <w:tc>
-          <w:tcPr>
-            <w:tcW w:type="dxa" w:w="2160"/>
-          </w:tcPr>
-          <w:p>
-            <w:r>
-              <w:t>半导体</w:t>
-            </w:r>
-          </w:p>
-        </w:tc>
-        <w:tc>
-          <w:tcPr>
-            <w:tcW w:type="dxa" w:w="2160"/>
-          </w:tcPr>
-          <w:p>
-            <w:r>
-              <w:t>517亿</w:t>
-            </w:r>
-          </w:p>
-        </w:tc>
-        <w:tc>
-          <w:tcPr>
-            <w:tcW w:type="dxa" w:w="2160"/>
-          </w:tcPr>
-          <w:p>
-            <w:r>
-              <w:t>22%</w:t>
+              <w:t>新格林耐特网络有限公司</w:t>
+            </w:r>
+          </w:p>
+        </w:tc>
+        <w:tc>
+          <w:tcPr>
+            <w:tcW w:type="dxa" w:w="2160"/>
+          </w:tcPr>
+          <w:p>
+            <w:r>
+              <w:t>人工智能</w:t>
+            </w:r>
+          </w:p>
+        </w:tc>
+        <w:tc>
+          <w:tcPr>
+            <w:tcW w:type="dxa" w:w="2160"/>
+          </w:tcPr>
+          <w:p>
+            <w:r>
+              <w:t>240亿</w:t>
+            </w:r>
+          </w:p>
+        </w:tc>
+        <w:tc>
+          <w:tcPr>
+            <w:tcW w:type="dxa" w:w="2160"/>
+          </w:tcPr>
+          <w:p>
+            <w:r>
+              <w:t>28%</w:t>
             </w:r>
           </w:p>
         </w:tc>
@@ -2644,7 +3426,7 @@
           </w:tcPr>
           <w:p>
             <w:r>
-              <w:t>创汇传媒有限公司</w:t>
+              <w:t>浦华众城网络有限公司</w:t>
             </w:r>
           </w:p>
         </w:tc>
@@ -2664,17 +3446,17 @@
           </w:tcPr>
           <w:p>
             <w:r>
-              <w:t>766亿</w:t>
-            </w:r>
-          </w:p>
-        </w:tc>
-        <w:tc>
-          <w:tcPr>
-            <w:tcW w:type="dxa" w:w="2160"/>
-          </w:tcPr>
-          <w:p>
-            <w:r>
-              <w:t>24%</w:t>
+              <w:t>378亿</w:t>
+            </w:r>
+          </w:p>
+        </w:tc>
+        <w:tc>
+          <w:tcPr>
+            <w:tcW w:type="dxa" w:w="2160"/>
+          </w:tcPr>
+          <w:p>
+            <w:r>
+              <w:t>30%</w:t>
             </w:r>
           </w:p>
         </w:tc>
@@ -2686,37 +3468,37 @@
           </w:tcPr>
           <w:p>
             <w:r>
-              <w:t>创联世纪科技有限公司</w:t>
-            </w:r>
-          </w:p>
-        </w:tc>
-        <w:tc>
-          <w:tcPr>
-            <w:tcW w:type="dxa" w:w="2160"/>
-          </w:tcPr>
-          <w:p>
-            <w:r>
-              <w:t>医疗科技</w:t>
-            </w:r>
-          </w:p>
-        </w:tc>
-        <w:tc>
-          <w:tcPr>
-            <w:tcW w:type="dxa" w:w="2160"/>
-          </w:tcPr>
-          <w:p>
-            <w:r>
-              <w:t>102亿</w:t>
-            </w:r>
-          </w:p>
-        </w:tc>
-        <w:tc>
-          <w:tcPr>
-            <w:tcW w:type="dxa" w:w="2160"/>
-          </w:tcPr>
-          <w:p>
-            <w:r>
-              <w:t>28%</w:t>
+              <w:t>艾提科信科技有限公司</w:t>
+            </w:r>
+          </w:p>
+        </w:tc>
+        <w:tc>
+          <w:tcPr>
+            <w:tcW w:type="dxa" w:w="2160"/>
+          </w:tcPr>
+          <w:p>
+            <w:r>
+              <w:t>云计算</w:t>
+            </w:r>
+          </w:p>
+        </w:tc>
+        <w:tc>
+          <w:tcPr>
+            <w:tcW w:type="dxa" w:w="2160"/>
+          </w:tcPr>
+          <w:p>
+            <w:r>
+              <w:t>684亿</w:t>
+            </w:r>
+          </w:p>
+        </w:tc>
+        <w:tc>
+          <w:tcPr>
+            <w:tcW w:type="dxa" w:w="2160"/>
+          </w:tcPr>
+          <w:p>
+            <w:r>
+              <w:t>21%</w:t>
             </w:r>
           </w:p>
         </w:tc>
@@ -2728,37 +3510,37 @@
           </w:tcPr>
           <w:p>
             <w:r>
-              <w:t>精芯信息有限公司</w:t>
-            </w:r>
-          </w:p>
-        </w:tc>
-        <w:tc>
-          <w:tcPr>
-            <w:tcW w:type="dxa" w:w="2160"/>
-          </w:tcPr>
-          <w:p>
-            <w:r>
-              <w:t>消费科技</w:t>
-            </w:r>
-          </w:p>
-        </w:tc>
-        <w:tc>
-          <w:tcPr>
-            <w:tcW w:type="dxa" w:w="2160"/>
-          </w:tcPr>
-          <w:p>
-            <w:r>
-              <w:t>324亿</w:t>
-            </w:r>
-          </w:p>
-        </w:tc>
-        <w:tc>
-          <w:tcPr>
-            <w:tcW w:type="dxa" w:w="2160"/>
-          </w:tcPr>
-          <w:p>
-            <w:r>
-              <w:t>15%</w:t>
+              <w:t>良诺科技有限公司</w:t>
+            </w:r>
+          </w:p>
+        </w:tc>
+        <w:tc>
+          <w:tcPr>
+            <w:tcW w:type="dxa" w:w="2160"/>
+          </w:tcPr>
+          <w:p>
+            <w:r>
+              <w:t>云计算</w:t>
+            </w:r>
+          </w:p>
+        </w:tc>
+        <w:tc>
+          <w:tcPr>
+            <w:tcW w:type="dxa" w:w="2160"/>
+          </w:tcPr>
+          <w:p>
+            <w:r>
+              <w:t>329亿</w:t>
+            </w:r>
+          </w:p>
+        </w:tc>
+        <w:tc>
+          <w:tcPr>
+            <w:tcW w:type="dxa" w:w="2160"/>
+          </w:tcPr>
+          <w:p>
+            <w:r>
+              <w:t>12%</w:t>
             </w:r>
           </w:p>
         </w:tc>
@@ -2770,37 +3552,37 @@
           </w:tcPr>
           <w:p>
             <w:r>
-              <w:t>国讯网络有限公司</w:t>
-            </w:r>
-          </w:p>
-        </w:tc>
-        <w:tc>
-          <w:tcPr>
-            <w:tcW w:type="dxa" w:w="2160"/>
-          </w:tcPr>
-          <w:p>
-            <w:r>
-              <w:t>云计算</w:t>
-            </w:r>
-          </w:p>
-        </w:tc>
-        <w:tc>
-          <w:tcPr>
-            <w:tcW w:type="dxa" w:w="2160"/>
-          </w:tcPr>
-          <w:p>
-            <w:r>
-              <w:t>557亿</w:t>
-            </w:r>
-          </w:p>
-        </w:tc>
-        <w:tc>
-          <w:tcPr>
-            <w:tcW w:type="dxa" w:w="2160"/>
-          </w:tcPr>
-          <w:p>
-            <w:r>
-              <w:t>15%</w:t>
+              <w:t>迪摩信息有限公司</w:t>
+            </w:r>
+          </w:p>
+        </w:tc>
+        <w:tc>
+          <w:tcPr>
+            <w:tcW w:type="dxa" w:w="2160"/>
+          </w:tcPr>
+          <w:p>
+            <w:r>
+              <w:t>医疗科技</w:t>
+            </w:r>
+          </w:p>
+        </w:tc>
+        <w:tc>
+          <w:tcPr>
+            <w:tcW w:type="dxa" w:w="2160"/>
+          </w:tcPr>
+          <w:p>
+            <w:r>
+              <w:t>738亿</w:t>
+            </w:r>
+          </w:p>
+        </w:tc>
+        <w:tc>
+          <w:tcPr>
+            <w:tcW w:type="dxa" w:w="2160"/>
+          </w:tcPr>
+          <w:p>
+            <w:r>
+              <w:t>17%</w:t>
             </w:r>
           </w:p>
         </w:tc>
@@ -2812,7 +3594,7 @@
           </w:tcPr>
           <w:p>
             <w:r>
-              <w:t>迪摩科技有限公司</w:t>
+              <w:t>通际名联科技有限公司</w:t>
             </w:r>
           </w:p>
         </w:tc>
@@ -2832,17 +3614,17 @@
           </w:tcPr>
           <w:p>
             <w:r>
-              <w:t>357亿</w:t>
-            </w:r>
-          </w:p>
-        </w:tc>
-        <w:tc>
-          <w:tcPr>
-            <w:tcW w:type="dxa" w:w="2160"/>
-          </w:tcPr>
-          <w:p>
-            <w:r>
-              <w:t>10%</w:t>
+              <w:t>315亿</w:t>
+            </w:r>
+          </w:p>
+        </w:tc>
+        <w:tc>
+          <w:tcPr>
+            <w:tcW w:type="dxa" w:w="2160"/>
+          </w:tcPr>
+          <w:p>
+            <w:r>
+              <w:t>16%</w:t>
             </w:r>
           </w:p>
         </w:tc>
@@ -2854,7 +3636,7 @@
           </w:tcPr>
           <w:p>
             <w:r>
-              <w:t>和泰科技有限公司</w:t>
+              <w:t>惠派国际公司科技有限公司</w:t>
             </w:r>
           </w:p>
         </w:tc>
@@ -2874,17 +3656,17 @@
           </w:tcPr>
           <w:p>
             <w:r>
-              <w:t>380亿</w:t>
-            </w:r>
-          </w:p>
-        </w:tc>
-        <w:tc>
-          <w:tcPr>
-            <w:tcW w:type="dxa" w:w="2160"/>
-          </w:tcPr>
-          <w:p>
-            <w:r>
-              <w:t>5%</w:t>
+              <w:t>636亿</w:t>
+            </w:r>
+          </w:p>
+        </w:tc>
+        <w:tc>
+          <w:tcPr>
+            <w:tcW w:type="dxa" w:w="2160"/>
+          </w:tcPr>
+          <w:p>
+            <w:r>
+              <w:t>23%</w:t>
             </w:r>
           </w:p>
         </w:tc>
@@ -2896,37 +3678,37 @@
           </w:tcPr>
           <w:p>
             <w:r>
-              <w:t>佳禾科技有限公司</w:t>
-            </w:r>
-          </w:p>
-        </w:tc>
-        <w:tc>
-          <w:tcPr>
-            <w:tcW w:type="dxa" w:w="2160"/>
-          </w:tcPr>
-          <w:p>
-            <w:r>
-              <w:t>半导体</w:t>
-            </w:r>
-          </w:p>
-        </w:tc>
-        <w:tc>
-          <w:tcPr>
-            <w:tcW w:type="dxa" w:w="2160"/>
-          </w:tcPr>
-          <w:p>
-            <w:r>
-              <w:t>432亿</w:t>
-            </w:r>
-          </w:p>
-        </w:tc>
-        <w:tc>
-          <w:tcPr>
-            <w:tcW w:type="dxa" w:w="2160"/>
-          </w:tcPr>
-          <w:p>
-            <w:r>
-              <w:t>20%</w:t>
+              <w:t>信诚致远科技有限公司</w:t>
+            </w:r>
+          </w:p>
+        </w:tc>
+        <w:tc>
+          <w:tcPr>
+            <w:tcW w:type="dxa" w:w="2160"/>
+          </w:tcPr>
+          <w:p>
+            <w:r>
+              <w:t>云计算</w:t>
+            </w:r>
+          </w:p>
+        </w:tc>
+        <w:tc>
+          <w:tcPr>
+            <w:tcW w:type="dxa" w:w="2160"/>
+          </w:tcPr>
+          <w:p>
+            <w:r>
+              <w:t>676亿</w:t>
+            </w:r>
+          </w:p>
+        </w:tc>
+        <w:tc>
+          <w:tcPr>
+            <w:tcW w:type="dxa" w:w="2160"/>
+          </w:tcPr>
+          <w:p>
+            <w:r>
+              <w:t>13%</w:t>
             </w:r>
           </w:p>
         </w:tc>
@@ -2938,37 +3720,37 @@
           </w:tcPr>
           <w:p>
             <w:r>
-              <w:t>兰金电子网络有限公司</w:t>
-            </w:r>
-          </w:p>
-        </w:tc>
-        <w:tc>
-          <w:tcPr>
-            <w:tcW w:type="dxa" w:w="2160"/>
-          </w:tcPr>
-          <w:p>
-            <w:r>
-              <w:t>消费科技</w:t>
-            </w:r>
-          </w:p>
-        </w:tc>
-        <w:tc>
-          <w:tcPr>
-            <w:tcW w:type="dxa" w:w="2160"/>
-          </w:tcPr>
-          <w:p>
-            <w:r>
-              <w:t>196亿</w:t>
-            </w:r>
-          </w:p>
-        </w:tc>
-        <w:tc>
-          <w:tcPr>
-            <w:tcW w:type="dxa" w:w="2160"/>
-          </w:tcPr>
-          <w:p>
-            <w:r>
-              <w:t>11%</w:t>
+              <w:t>九方传媒有限公司</w:t>
+            </w:r>
+          </w:p>
+        </w:tc>
+        <w:tc>
+          <w:tcPr>
+            <w:tcW w:type="dxa" w:w="2160"/>
+          </w:tcPr>
+          <w:p>
+            <w:r>
+              <w:t>医疗科技</w:t>
+            </w:r>
+          </w:p>
+        </w:tc>
+        <w:tc>
+          <w:tcPr>
+            <w:tcW w:type="dxa" w:w="2160"/>
+          </w:tcPr>
+          <w:p>
+            <w:r>
+              <w:t>150亿</w:t>
+            </w:r>
+          </w:p>
+        </w:tc>
+        <w:tc>
+          <w:tcPr>
+            <w:tcW w:type="dxa" w:w="2160"/>
+          </w:tcPr>
+          <w:p>
+            <w:r>
+              <w:t>23%</w:t>
             </w:r>
           </w:p>
         </w:tc>
@@ -2980,37 +3762,37 @@
           </w:tcPr>
           <w:p>
             <w:r>
-              <w:t>银嘉信息有限公司</w:t>
-            </w:r>
-          </w:p>
-        </w:tc>
-        <w:tc>
-          <w:tcPr>
-            <w:tcW w:type="dxa" w:w="2160"/>
-          </w:tcPr>
-          <w:p>
-            <w:r>
-              <w:t>消费科技</w:t>
-            </w:r>
-          </w:p>
-        </w:tc>
-        <w:tc>
-          <w:tcPr>
-            <w:tcW w:type="dxa" w:w="2160"/>
-          </w:tcPr>
-          <w:p>
-            <w:r>
-              <w:t>724亿</w:t>
-            </w:r>
-          </w:p>
-        </w:tc>
-        <w:tc>
-          <w:tcPr>
-            <w:tcW w:type="dxa" w:w="2160"/>
-          </w:tcPr>
-          <w:p>
-            <w:r>
-              <w:t>11%</w:t>
+              <w:t>信诚致远网络有限公司</w:t>
+            </w:r>
+          </w:p>
+        </w:tc>
+        <w:tc>
+          <w:tcPr>
+            <w:tcW w:type="dxa" w:w="2160"/>
+          </w:tcPr>
+          <w:p>
+            <w:r>
+              <w:t>半导体</w:t>
+            </w:r>
+          </w:p>
+        </w:tc>
+        <w:tc>
+          <w:tcPr>
+            <w:tcW w:type="dxa" w:w="2160"/>
+          </w:tcPr>
+          <w:p>
+            <w:r>
+              <w:t>529亿</w:t>
+            </w:r>
+          </w:p>
+        </w:tc>
+        <w:tc>
+          <w:tcPr>
+            <w:tcW w:type="dxa" w:w="2160"/>
+          </w:tcPr>
+          <w:p>
+            <w:r>
+              <w:t>6%</w:t>
             </w:r>
           </w:p>
         </w:tc>
@@ -3022,37 +3804,37 @@
           </w:tcPr>
           <w:p>
             <w:r>
-              <w:t>昊嘉网络有限公司</w:t>
-            </w:r>
-          </w:p>
-        </w:tc>
-        <w:tc>
-          <w:tcPr>
-            <w:tcW w:type="dxa" w:w="2160"/>
-          </w:tcPr>
-          <w:p>
-            <w:r>
-              <w:t>新能源</w:t>
-            </w:r>
-          </w:p>
-        </w:tc>
-        <w:tc>
-          <w:tcPr>
-            <w:tcW w:type="dxa" w:w="2160"/>
-          </w:tcPr>
-          <w:p>
-            <w:r>
-              <w:t>702亿</w:t>
-            </w:r>
-          </w:p>
-        </w:tc>
-        <w:tc>
-          <w:tcPr>
-            <w:tcW w:type="dxa" w:w="2160"/>
-          </w:tcPr>
-          <w:p>
-            <w:r>
-              <w:t>23%</w:t>
+              <w:t>创联世纪信息有限公司</w:t>
+            </w:r>
+          </w:p>
+        </w:tc>
+        <w:tc>
+          <w:tcPr>
+            <w:tcW w:type="dxa" w:w="2160"/>
+          </w:tcPr>
+          <w:p>
+            <w:r>
+              <w:t>云计算</w:t>
+            </w:r>
+          </w:p>
+        </w:tc>
+        <w:tc>
+          <w:tcPr>
+            <w:tcW w:type="dxa" w:w="2160"/>
+          </w:tcPr>
+          <w:p>
+            <w:r>
+              <w:t>249亿</w:t>
+            </w:r>
+          </w:p>
+        </w:tc>
+        <w:tc>
+          <w:tcPr>
+            <w:tcW w:type="dxa" w:w="2160"/>
+          </w:tcPr>
+          <w:p>
+            <w:r>
+              <w:t>22%</w:t>
             </w:r>
           </w:p>
         </w:tc>
@@ -3064,37 +3846,37 @@
           </w:tcPr>
           <w:p>
             <w:r>
-              <w:t>快讯网络有限公司</w:t>
-            </w:r>
-          </w:p>
-        </w:tc>
-        <w:tc>
-          <w:tcPr>
-            <w:tcW w:type="dxa" w:w="2160"/>
-          </w:tcPr>
-          <w:p>
-            <w:r>
-              <w:t>新能源</w:t>
-            </w:r>
-          </w:p>
-        </w:tc>
-        <w:tc>
-          <w:tcPr>
-            <w:tcW w:type="dxa" w:w="2160"/>
-          </w:tcPr>
-          <w:p>
-            <w:r>
-              <w:t>256亿</w:t>
-            </w:r>
-          </w:p>
-        </w:tc>
-        <w:tc>
-          <w:tcPr>
-            <w:tcW w:type="dxa" w:w="2160"/>
-          </w:tcPr>
-          <w:p>
-            <w:r>
-              <w:t>18%</w:t>
+              <w:t>华泰通安网络有限公司</w:t>
+            </w:r>
+          </w:p>
+        </w:tc>
+        <w:tc>
+          <w:tcPr>
+            <w:tcW w:type="dxa" w:w="2160"/>
+          </w:tcPr>
+          <w:p>
+            <w:r>
+              <w:t>半导体</w:t>
+            </w:r>
+          </w:p>
+        </w:tc>
+        <w:tc>
+          <w:tcPr>
+            <w:tcW w:type="dxa" w:w="2160"/>
+          </w:tcPr>
+          <w:p>
+            <w:r>
+              <w:t>254亿</w:t>
+            </w:r>
+          </w:p>
+        </w:tc>
+        <w:tc>
+          <w:tcPr>
+            <w:tcW w:type="dxa" w:w="2160"/>
+          </w:tcPr>
+          <w:p>
+            <w:r>
+              <w:t>24%</w:t>
             </w:r>
           </w:p>
         </w:tc>
@@ -3106,451 +3888,7 @@
           </w:tcPr>
           <w:p>
             <w:r>
-              <w:t>凌云网络有限公司</w:t>
-            </w:r>
-          </w:p>
-        </w:tc>
-        <w:tc>
-          <w:tcPr>
-            <w:tcW w:type="dxa" w:w="2160"/>
-          </w:tcPr>
-          <w:p>
-            <w:r>
-              <w:t>医疗科技</w:t>
-            </w:r>
-          </w:p>
-        </w:tc>
-        <w:tc>
-          <w:tcPr>
-            <w:tcW w:type="dxa" w:w="2160"/>
-          </w:tcPr>
-          <w:p>
-            <w:r>
-              <w:t>197亿</w:t>
-            </w:r>
-          </w:p>
-        </w:tc>
-        <w:tc>
-          <w:tcPr>
-            <w:tcW w:type="dxa" w:w="2160"/>
-          </w:tcPr>
-          <w:p>
-            <w:r>
-              <w:t>14%</w:t>
-            </w:r>
-          </w:p>
-        </w:tc>
-      </w:tr>
-    </w:tbl>
-    <w:p>
-      <w:pPr>
-        <w:pStyle w:val="Heading1"/>
-      </w:pPr>
-      <w:r>
-        <w:t>行业分析 5</w:t>
-      </w:r>
-    </w:p>
-    <w:p>
-      <w:r>
-        <w:br/>
-        <w:t>风险管理部认为，机器人 行业仍然面临若干</w:t>
-        <w:br/>
-        <w:t>不确定性因素，包括技术迭代风险、政策变化、</w:t>
-        <w:br/>
-        <w:t>以及市场竞争加剧等问题。</w:t>
-        <w:br/>
-      </w:r>
-    </w:p>
-    <w:p>
-      <w:r>
-        <w:br/>
-        <w:t>从产业链角度看，消费科技 行业主要由上游设备厂商、</w:t>
-        <w:br/>
-        <w:t>中游平台企业以及下游应用厂商组成。</w:t>
-        <w:br/>
-        <w:t>银嘉信息有限公司 主要位于产业链的 下游 环节。</w:t>
-        <w:br/>
-      </w:r>
-    </w:p>
-    <w:p>
-      <w:r>
-        <w:br/>
-        <w:t>风险管理部认为，云计算 行业仍然面临若干</w:t>
-        <w:br/>
-        <w:t>不确定性因素，包括技术迭代风险、政策变化、</w:t>
-        <w:br/>
-        <w:t>以及市场竞争加剧等问题。</w:t>
-        <w:br/>
-      </w:r>
-    </w:p>
-    <w:p>
-      <w:r>
-        <w:br/>
-        <w:t>根据内部财务模型测算，易动力科技有限公司 在未来三年</w:t>
-        <w:br/>
-        <w:t>收入复合增长率预计可达到 30% 左右。</w:t>
-        <w:br/>
-        <w:t>该预测基于行业需求增长以及公司产能扩张计划。</w:t>
-        <w:br/>
-      </w:r>
-    </w:p>
-    <w:p>
-      <w:r>
-        <w:br/>
-        <w:t>华辰资本旗下的 HC Alpha Growth Fund 在最近的资产配置会议中</w:t>
-        <w:br/>
-        <w:t>讨论了 消费科技 行业的投资机会，并对 银嘉信息有限公司</w:t>
-        <w:br/>
-        <w:t>进行了重点评估。</w:t>
-        <w:br/>
-      </w:r>
-    </w:p>
-    <w:p>
-      <w:r>
-        <w:br/>
-        <w:t>风险管理部认为，半导体 行业仍然面临若干</w:t>
-        <w:br/>
-        <w:t>不确定性因素，包括技术迭代风险、政策变化、</w:t>
-        <w:br/>
-        <w:t>以及市场竞争加剧等问题。</w:t>
-        <w:br/>
-      </w:r>
-    </w:p>
-    <w:p>
-      <w:r>
-        <w:br/>
-        <w:t>根据内部财务模型测算，华远软件信息有限公司 在未来三年</w:t>
-        <w:br/>
-        <w:t>收入复合增长率预计可达到 13% 左右。</w:t>
-        <w:br/>
-        <w:t>该预测基于行业需求增长以及公司产能扩张计划。</w:t>
-        <w:br/>
-      </w:r>
-    </w:p>
-    <w:p>
-      <w:r>
-        <w:br/>
-        <w:t>从产业链角度看，新能源 行业主要由上游设备厂商、</w:t>
-        <w:br/>
-        <w:t>中游平台企业以及下游应用厂商组成。</w:t>
-        <w:br/>
-        <w:t>九方信息有限公司 主要位于产业链的 中游 环节。</w:t>
-        <w:br/>
-      </w:r>
-    </w:p>
-    <w:tbl>
-      <w:tblPr>
-        <w:tblW w:type="auto" w:w="0"/>
-        <w:tblLook w:firstColumn="1" w:firstRow="1" w:lastColumn="0" w:lastRow="0" w:noHBand="0" w:noVBand="1" w:val="04A0"/>
-      </w:tblPr>
-      <w:tblGrid>
-        <w:gridCol w:w="2160"/>
-        <w:gridCol w:w="2160"/>
-        <w:gridCol w:w="2160"/>
-        <w:gridCol w:w="2160"/>
-      </w:tblGrid>
-      <w:tr>
-        <w:tc>
-          <w:tcPr>
-            <w:tcW w:type="dxa" w:w="2160"/>
-          </w:tcPr>
-          <w:p>
-            <w:r>
-              <w:t>公司</w:t>
-            </w:r>
-          </w:p>
-        </w:tc>
-        <w:tc>
-          <w:tcPr>
-            <w:tcW w:type="dxa" w:w="2160"/>
-          </w:tcPr>
-          <w:p>
-            <w:r>
-              <w:t>行业</w:t>
-            </w:r>
-          </w:p>
-        </w:tc>
-        <w:tc>
-          <w:tcPr>
-            <w:tcW w:type="dxa" w:w="2160"/>
-          </w:tcPr>
-          <w:p>
-            <w:r>
-              <w:t>市值</w:t>
-            </w:r>
-          </w:p>
-        </w:tc>
-        <w:tc>
-          <w:tcPr>
-            <w:tcW w:type="dxa" w:w="2160"/>
-          </w:tcPr>
-          <w:p>
-            <w:r>
-              <w:t>增长率</w:t>
-            </w:r>
-          </w:p>
-        </w:tc>
-      </w:tr>
-      <w:tr>
-        <w:tc>
-          <w:tcPr>
-            <w:tcW w:type="dxa" w:w="2160"/>
-          </w:tcPr>
-          <w:p>
-            <w:r>
-              <w:t>凌云网络有限公司</w:t>
-            </w:r>
-          </w:p>
-        </w:tc>
-        <w:tc>
-          <w:tcPr>
-            <w:tcW w:type="dxa" w:w="2160"/>
-          </w:tcPr>
-          <w:p>
-            <w:r>
-              <w:t>医疗科技</w:t>
-            </w:r>
-          </w:p>
-        </w:tc>
-        <w:tc>
-          <w:tcPr>
-            <w:tcW w:type="dxa" w:w="2160"/>
-          </w:tcPr>
-          <w:p>
-            <w:r>
-              <w:t>367亿</w:t>
-            </w:r>
-          </w:p>
-        </w:tc>
-        <w:tc>
-          <w:tcPr>
-            <w:tcW w:type="dxa" w:w="2160"/>
-          </w:tcPr>
-          <w:p>
-            <w:r>
-              <w:t>26%</w:t>
-            </w:r>
-          </w:p>
-        </w:tc>
-      </w:tr>
-      <w:tr>
-        <w:tc>
-          <w:tcPr>
-            <w:tcW w:type="dxa" w:w="2160"/>
-          </w:tcPr>
-          <w:p>
-            <w:r>
-              <w:t>鸿睿思博网络有限公司</w:t>
-            </w:r>
-          </w:p>
-        </w:tc>
-        <w:tc>
-          <w:tcPr>
-            <w:tcW w:type="dxa" w:w="2160"/>
-          </w:tcPr>
-          <w:p>
-            <w:r>
-              <w:t>新能源</w:t>
-            </w:r>
-          </w:p>
-        </w:tc>
-        <w:tc>
-          <w:tcPr>
-            <w:tcW w:type="dxa" w:w="2160"/>
-          </w:tcPr>
-          <w:p>
-            <w:r>
-              <w:t>355亿</w:t>
-            </w:r>
-          </w:p>
-        </w:tc>
-        <w:tc>
-          <w:tcPr>
-            <w:tcW w:type="dxa" w:w="2160"/>
-          </w:tcPr>
-          <w:p>
-            <w:r>
-              <w:t>16%</w:t>
-            </w:r>
-          </w:p>
-        </w:tc>
-      </w:tr>
-      <w:tr>
-        <w:tc>
-          <w:tcPr>
-            <w:tcW w:type="dxa" w:w="2160"/>
-          </w:tcPr>
-          <w:p>
-            <w:r>
-              <w:t>创联世纪科技有限公司</w:t>
-            </w:r>
-          </w:p>
-        </w:tc>
-        <w:tc>
-          <w:tcPr>
-            <w:tcW w:type="dxa" w:w="2160"/>
-          </w:tcPr>
-          <w:p>
-            <w:r>
-              <w:t>医疗科技</w:t>
-            </w:r>
-          </w:p>
-        </w:tc>
-        <w:tc>
-          <w:tcPr>
-            <w:tcW w:type="dxa" w:w="2160"/>
-          </w:tcPr>
-          <w:p>
-            <w:r>
-              <w:t>258亿</w:t>
-            </w:r>
-          </w:p>
-        </w:tc>
-        <w:tc>
-          <w:tcPr>
-            <w:tcW w:type="dxa" w:w="2160"/>
-          </w:tcPr>
-          <w:p>
-            <w:r>
-              <w:t>30%</w:t>
-            </w:r>
-          </w:p>
-        </w:tc>
-      </w:tr>
-      <w:tr>
-        <w:tc>
-          <w:tcPr>
-            <w:tcW w:type="dxa" w:w="2160"/>
-          </w:tcPr>
-          <w:p>
-            <w:r>
-              <w:t>鸿睿思博网络有限公司</w:t>
-            </w:r>
-          </w:p>
-        </w:tc>
-        <w:tc>
-          <w:tcPr>
-            <w:tcW w:type="dxa" w:w="2160"/>
-          </w:tcPr>
-          <w:p>
-            <w:r>
-              <w:t>新能源</w:t>
-            </w:r>
-          </w:p>
-        </w:tc>
-        <w:tc>
-          <w:tcPr>
-            <w:tcW w:type="dxa" w:w="2160"/>
-          </w:tcPr>
-          <w:p>
-            <w:r>
-              <w:t>620亿</w:t>
-            </w:r>
-          </w:p>
-        </w:tc>
-        <w:tc>
-          <w:tcPr>
-            <w:tcW w:type="dxa" w:w="2160"/>
-          </w:tcPr>
-          <w:p>
-            <w:r>
-              <w:t>18%</w:t>
-            </w:r>
-          </w:p>
-        </w:tc>
-      </w:tr>
-      <w:tr>
-        <w:tc>
-          <w:tcPr>
-            <w:tcW w:type="dxa" w:w="2160"/>
-          </w:tcPr>
-          <w:p>
-            <w:r>
-              <w:t>快讯网络有限公司</w:t>
-            </w:r>
-          </w:p>
-        </w:tc>
-        <w:tc>
-          <w:tcPr>
-            <w:tcW w:type="dxa" w:w="2160"/>
-          </w:tcPr>
-          <w:p>
-            <w:r>
-              <w:t>新能源</w:t>
-            </w:r>
-          </w:p>
-        </w:tc>
-        <w:tc>
-          <w:tcPr>
-            <w:tcW w:type="dxa" w:w="2160"/>
-          </w:tcPr>
-          <w:p>
-            <w:r>
-              <w:t>675亿</w:t>
-            </w:r>
-          </w:p>
-        </w:tc>
-        <w:tc>
-          <w:tcPr>
-            <w:tcW w:type="dxa" w:w="2160"/>
-          </w:tcPr>
-          <w:p>
-            <w:r>
-              <w:t>25%</w:t>
-            </w:r>
-          </w:p>
-        </w:tc>
-      </w:tr>
-      <w:tr>
-        <w:tc>
-          <w:tcPr>
-            <w:tcW w:type="dxa" w:w="2160"/>
-          </w:tcPr>
-          <w:p>
-            <w:r>
-              <w:t>创亿信息有限公司</w:t>
-            </w:r>
-          </w:p>
-        </w:tc>
-        <w:tc>
-          <w:tcPr>
-            <w:tcW w:type="dxa" w:w="2160"/>
-          </w:tcPr>
-          <w:p>
-            <w:r>
-              <w:t>医疗科技</w:t>
-            </w:r>
-          </w:p>
-        </w:tc>
-        <w:tc>
-          <w:tcPr>
-            <w:tcW w:type="dxa" w:w="2160"/>
-          </w:tcPr>
-          <w:p>
-            <w:r>
-              <w:t>350亿</w:t>
-            </w:r>
-          </w:p>
-        </w:tc>
-        <w:tc>
-          <w:tcPr>
-            <w:tcW w:type="dxa" w:w="2160"/>
-          </w:tcPr>
-          <w:p>
-            <w:r>
-              <w:t>21%</w:t>
-            </w:r>
-          </w:p>
-        </w:tc>
-      </w:tr>
-      <w:tr>
-        <w:tc>
-          <w:tcPr>
-            <w:tcW w:type="dxa" w:w="2160"/>
-          </w:tcPr>
-          <w:p>
-            <w:r>
-              <w:t>兰金电子网络有限公司</w:t>
+              <w:t>方正科技信息有限公司</w:t>
             </w:r>
           </w:p>
         </w:tc>
@@ -3570,353 +3908,17 @@
           </w:tcPr>
           <w:p>
             <w:r>
-              <w:t>371亿</w:t>
-            </w:r>
-          </w:p>
-        </w:tc>
-        <w:tc>
-          <w:tcPr>
-            <w:tcW w:type="dxa" w:w="2160"/>
-          </w:tcPr>
-          <w:p>
-            <w:r>
-              <w:t>13%</w:t>
-            </w:r>
-          </w:p>
-        </w:tc>
-      </w:tr>
-      <w:tr>
-        <w:tc>
-          <w:tcPr>
-            <w:tcW w:type="dxa" w:w="2160"/>
-          </w:tcPr>
-          <w:p>
-            <w:r>
-              <w:t>飞利信科技有限公司</w:t>
-            </w:r>
-          </w:p>
-        </w:tc>
-        <w:tc>
-          <w:tcPr>
-            <w:tcW w:type="dxa" w:w="2160"/>
-          </w:tcPr>
-          <w:p>
-            <w:r>
-              <w:t>新能源</w:t>
-            </w:r>
-          </w:p>
-        </w:tc>
-        <w:tc>
-          <w:tcPr>
-            <w:tcW w:type="dxa" w:w="2160"/>
-          </w:tcPr>
-          <w:p>
-            <w:r>
-              <w:t>530亿</w:t>
-            </w:r>
-          </w:p>
-        </w:tc>
-        <w:tc>
-          <w:tcPr>
-            <w:tcW w:type="dxa" w:w="2160"/>
-          </w:tcPr>
-          <w:p>
-            <w:r>
-              <w:t>7%</w:t>
-            </w:r>
-          </w:p>
-        </w:tc>
-      </w:tr>
-      <w:tr>
-        <w:tc>
-          <w:tcPr>
-            <w:tcW w:type="dxa" w:w="2160"/>
-          </w:tcPr>
-          <w:p>
-            <w:r>
-              <w:t>和泰科技有限公司</w:t>
-            </w:r>
-          </w:p>
-        </w:tc>
-        <w:tc>
-          <w:tcPr>
-            <w:tcW w:type="dxa" w:w="2160"/>
-          </w:tcPr>
-          <w:p>
-            <w:r>
-              <w:t>人工智能</w:t>
-            </w:r>
-          </w:p>
-        </w:tc>
-        <w:tc>
-          <w:tcPr>
-            <w:tcW w:type="dxa" w:w="2160"/>
-          </w:tcPr>
-          <w:p>
-            <w:r>
-              <w:t>154亿</w:t>
-            </w:r>
-          </w:p>
-        </w:tc>
-        <w:tc>
-          <w:tcPr>
-            <w:tcW w:type="dxa" w:w="2160"/>
-          </w:tcPr>
-          <w:p>
-            <w:r>
-              <w:t>6%</w:t>
-            </w:r>
-          </w:p>
-        </w:tc>
-      </w:tr>
-      <w:tr>
-        <w:tc>
-          <w:tcPr>
-            <w:tcW w:type="dxa" w:w="2160"/>
-          </w:tcPr>
-          <w:p>
-            <w:r>
-              <w:t>创亿信息有限公司</w:t>
-            </w:r>
-          </w:p>
-        </w:tc>
-        <w:tc>
-          <w:tcPr>
-            <w:tcW w:type="dxa" w:w="2160"/>
-          </w:tcPr>
-          <w:p>
-            <w:r>
-              <w:t>医疗科技</w:t>
-            </w:r>
-          </w:p>
-        </w:tc>
-        <w:tc>
-          <w:tcPr>
-            <w:tcW w:type="dxa" w:w="2160"/>
-          </w:tcPr>
-          <w:p>
-            <w:r>
-              <w:t>629亿</w:t>
-            </w:r>
-          </w:p>
-        </w:tc>
-        <w:tc>
-          <w:tcPr>
-            <w:tcW w:type="dxa" w:w="2160"/>
-          </w:tcPr>
-          <w:p>
-            <w:r>
-              <w:t>27%</w:t>
-            </w:r>
-          </w:p>
-        </w:tc>
-      </w:tr>
-      <w:tr>
-        <w:tc>
-          <w:tcPr>
-            <w:tcW w:type="dxa" w:w="2160"/>
-          </w:tcPr>
-          <w:p>
-            <w:r>
-              <w:t>昊嘉网络有限公司</w:t>
-            </w:r>
-          </w:p>
-        </w:tc>
-        <w:tc>
-          <w:tcPr>
-            <w:tcW w:type="dxa" w:w="2160"/>
-          </w:tcPr>
-          <w:p>
-            <w:r>
-              <w:t>新能源</w:t>
-            </w:r>
-          </w:p>
-        </w:tc>
-        <w:tc>
-          <w:tcPr>
-            <w:tcW w:type="dxa" w:w="2160"/>
-          </w:tcPr>
-          <w:p>
-            <w:r>
-              <w:t>688亿</w:t>
-            </w:r>
-          </w:p>
-        </w:tc>
-        <w:tc>
-          <w:tcPr>
-            <w:tcW w:type="dxa" w:w="2160"/>
-          </w:tcPr>
-          <w:p>
-            <w:r>
-              <w:t>16%</w:t>
-            </w:r>
-          </w:p>
-        </w:tc>
-      </w:tr>
-      <w:tr>
-        <w:tc>
-          <w:tcPr>
-            <w:tcW w:type="dxa" w:w="2160"/>
-          </w:tcPr>
-          <w:p>
-            <w:r>
-              <w:t>九方网络有限公司</w:t>
-            </w:r>
-          </w:p>
-        </w:tc>
-        <w:tc>
-          <w:tcPr>
-            <w:tcW w:type="dxa" w:w="2160"/>
-          </w:tcPr>
-          <w:p>
-            <w:r>
-              <w:t>新能源</w:t>
-            </w:r>
-          </w:p>
-        </w:tc>
-        <w:tc>
-          <w:tcPr>
-            <w:tcW w:type="dxa" w:w="2160"/>
-          </w:tcPr>
-          <w:p>
-            <w:r>
-              <w:t>146亿</w:t>
-            </w:r>
-          </w:p>
-        </w:tc>
-        <w:tc>
-          <w:tcPr>
-            <w:tcW w:type="dxa" w:w="2160"/>
-          </w:tcPr>
-          <w:p>
-            <w:r>
-              <w:t>20%</w:t>
-            </w:r>
-          </w:p>
-        </w:tc>
-      </w:tr>
-      <w:tr>
-        <w:tc>
-          <w:tcPr>
-            <w:tcW w:type="dxa" w:w="2160"/>
-          </w:tcPr>
-          <w:p>
-            <w:r>
-              <w:t>九方信息有限公司</w:t>
-            </w:r>
-          </w:p>
-        </w:tc>
-        <w:tc>
-          <w:tcPr>
-            <w:tcW w:type="dxa" w:w="2160"/>
-          </w:tcPr>
-          <w:p>
-            <w:r>
-              <w:t>新能源</w:t>
-            </w:r>
-          </w:p>
-        </w:tc>
-        <w:tc>
-          <w:tcPr>
-            <w:tcW w:type="dxa" w:w="2160"/>
-          </w:tcPr>
-          <w:p>
-            <w:r>
-              <w:t>738亿</w:t>
-            </w:r>
-          </w:p>
-        </w:tc>
-        <w:tc>
-          <w:tcPr>
-            <w:tcW w:type="dxa" w:w="2160"/>
-          </w:tcPr>
-          <w:p>
-            <w:r>
-              <w:t>16%</w:t>
-            </w:r>
-          </w:p>
-        </w:tc>
-      </w:tr>
-      <w:tr>
-        <w:tc>
-          <w:tcPr>
-            <w:tcW w:type="dxa" w:w="2160"/>
-          </w:tcPr>
-          <w:p>
-            <w:r>
-              <w:t>艾提科信科技有限公司</w:t>
-            </w:r>
-          </w:p>
-        </w:tc>
-        <w:tc>
-          <w:tcPr>
-            <w:tcW w:type="dxa" w:w="2160"/>
-          </w:tcPr>
-          <w:p>
-            <w:r>
-              <w:t>机器人</w:t>
-            </w:r>
-          </w:p>
-        </w:tc>
-        <w:tc>
-          <w:tcPr>
-            <w:tcW w:type="dxa" w:w="2160"/>
-          </w:tcPr>
-          <w:p>
-            <w:r>
-              <w:t>616亿</w:t>
-            </w:r>
-          </w:p>
-        </w:tc>
-        <w:tc>
-          <w:tcPr>
-            <w:tcW w:type="dxa" w:w="2160"/>
-          </w:tcPr>
-          <w:p>
-            <w:r>
-              <w:t>14%</w:t>
-            </w:r>
-          </w:p>
-        </w:tc>
-      </w:tr>
-      <w:tr>
-        <w:tc>
-          <w:tcPr>
-            <w:tcW w:type="dxa" w:w="2160"/>
-          </w:tcPr>
-          <w:p>
-            <w:r>
-              <w:t>信诚致远传媒有限公司</w:t>
-            </w:r>
-          </w:p>
-        </w:tc>
-        <w:tc>
-          <w:tcPr>
-            <w:tcW w:type="dxa" w:w="2160"/>
-          </w:tcPr>
-          <w:p>
-            <w:r>
-              <w:t>人工智能</w:t>
-            </w:r>
-          </w:p>
-        </w:tc>
-        <w:tc>
-          <w:tcPr>
-            <w:tcW w:type="dxa" w:w="2160"/>
-          </w:tcPr>
-          <w:p>
-            <w:r>
-              <w:t>285亿</w:t>
-            </w:r>
-          </w:p>
-        </w:tc>
-        <w:tc>
-          <w:tcPr>
-            <w:tcW w:type="dxa" w:w="2160"/>
-          </w:tcPr>
-          <w:p>
-            <w:r>
-              <w:t>9%</w:t>
+              <w:t>507亿</w:t>
+            </w:r>
+          </w:p>
+        </w:tc>
+        <w:tc>
+          <w:tcPr>
+            <w:tcW w:type="dxa" w:w="2160"/>
+          </w:tcPr>
+          <w:p>
+            <w:r>
+              <w:t>28%</w:t>
             </w:r>
           </w:p>
         </w:tc>
